--- a/Formlar/TEMA-3-olcme-degerlendirme-Formlari.docx
+++ b/Formlar/TEMA-3-olcme-degerlendirme-Formlari.docx
@@ -8,724 +8,35 @@
         <w:rPr>
           <w:b/>
           <w:bCs/>
-          <w:lang w:val="tr-TR"/>
-        </w:rPr>
-      </w:pPr>
-      <w:r>
-        <w:rPr>
-          <w:b/>
-          <w:bCs/>
-          <w:shd w:val="clear" w:color="auto" w:fill="FFC000"/>
-          <w:lang w:val="tr-TR"/>
-        </w:rPr>
-        <w:t xml:space="preserve">Analiz ve Keşif Atölyesi </w:t>
-      </w:r>
-      <w:r>
-        <w:rPr>
-          <w:b/>
-          <w:bCs/>
-          <w:shd w:val="clear" w:color="auto" w:fill="FFC000"/>
-          <w:lang w:val="tr-TR"/>
-        </w:rPr>
-        <w:t>3.2</w:t>
-      </w:r>
-      <w:r>
-        <w:rPr>
-          <w:b/>
-          <w:bCs/>
-          <w:shd w:val="clear" w:color="auto" w:fill="FFC000"/>
-          <w:lang w:val="tr-TR"/>
-        </w:rPr>
-        <w:t>.-</w:t>
-      </w:r>
-      <w:r>
-        <w:rPr>
-          <w:lang w:val="tr-TR"/>
-        </w:rPr>
-        <w:t xml:space="preserve"> </w:t>
-      </w:r>
-      <w:r>
-        <w:rPr>
-          <w:b/>
-          <w:bCs/>
-          <w:shd w:val="clear" w:color="auto" w:fill="FFC000"/>
-          <w:lang w:val="tr-TR"/>
-        </w:rPr>
-        <w:t>Akran Değerlendirme Formu</w:t>
-      </w:r>
-    </w:p>
-    <w:p>
-      <w:pPr>
-        <w:rPr>
-          <w:lang w:val="tr-TR"/>
-        </w:rPr>
-      </w:pPr>
-    </w:p>
-    <w:p>
-      <w:pPr>
-        <w:rPr>
-          <w:lang w:val="tr-TR"/>
-        </w:rPr>
-      </w:pPr>
-      <w:r>
-        <w:rPr>
-          <w:b/>
-          <w:bCs/>
-          <w:lang w:val="tr-TR"/>
-        </w:rPr>
-        <w:t>Adınız Soyadınız</w:t>
-      </w:r>
-      <w:r>
-        <w:rPr>
-          <w:b/>
-          <w:bCs/>
-          <w:lang w:val="tr-TR"/>
-        </w:rPr>
-        <w:t>:</w:t>
-      </w:r>
-      <w:r>
-        <w:rPr>
-          <w:lang w:val="tr-TR"/>
-        </w:rPr>
-        <w:t xml:space="preserve"> ………………………………………………………………………</w:t>
-      </w:r>
-      <w:proofErr w:type="gramStart"/>
-      <w:r>
-        <w:rPr>
-          <w:lang w:val="tr-TR"/>
-        </w:rPr>
-        <w:t>…….</w:t>
-      </w:r>
-      <w:proofErr w:type="gramEnd"/>
-      <w:r>
-        <w:rPr>
-          <w:lang w:val="tr-TR"/>
-        </w:rPr>
-        <w:t>.</w:t>
-      </w:r>
-      <w:r>
-        <w:rPr>
-          <w:lang w:val="tr-TR"/>
-        </w:rPr>
-        <w:t xml:space="preserve">  </w:t>
-      </w:r>
-    </w:p>
-    <w:p>
-      <w:pPr>
-        <w:rPr>
-          <w:lang w:val="tr-TR"/>
-        </w:rPr>
-      </w:pPr>
-      <w:r>
-        <w:rPr>
-          <w:b/>
-          <w:bCs/>
-          <w:lang w:val="tr-TR"/>
-        </w:rPr>
-        <w:t>Değerlendirdiğiniz Grup Arkadaşınızın Adı</w:t>
-      </w:r>
-      <w:r>
-        <w:rPr>
-          <w:b/>
-          <w:bCs/>
-          <w:lang w:val="tr-TR"/>
-        </w:rPr>
-        <w:t xml:space="preserve"> Soyadı</w:t>
-      </w:r>
-      <w:r>
-        <w:rPr>
-          <w:b/>
-          <w:bCs/>
-          <w:lang w:val="tr-TR"/>
-        </w:rPr>
-        <w:t>:</w:t>
-      </w:r>
-      <w:r>
-        <w:rPr>
-          <w:lang w:val="tr-TR"/>
-        </w:rPr>
-        <w:t xml:space="preserve"> </w:t>
-      </w:r>
-      <w:r>
-        <w:rPr>
-          <w:lang w:val="tr-TR"/>
-        </w:rPr>
-        <w:t>……………………………………….</w:t>
-      </w:r>
-    </w:p>
-    <w:p>
-      <w:pPr>
-        <w:rPr>
-          <w:lang w:val="tr-TR"/>
-        </w:rPr>
-      </w:pPr>
-      <w:r>
-        <w:rPr>
-          <w:lang w:val="tr-TR"/>
-        </w:rPr>
-        <w:t>Aşağıdaki ölçütleri dikkatl</w:t>
-      </w:r>
-      <w:r>
-        <w:rPr>
-          <w:lang w:val="tr-TR"/>
-        </w:rPr>
-        <w:t>ice</w:t>
-      </w:r>
-      <w:r>
-        <w:rPr>
-          <w:lang w:val="tr-TR"/>
-        </w:rPr>
-        <w:t xml:space="preserve"> okuyunuz ve arkadaşınızın grup çalışmasındaki katkılarını değerlendiriniz. Uygun gördüğünüz kutucuğu işaretleyiniz.</w:t>
-      </w:r>
-    </w:p>
-    <w:p>
-      <w:pPr>
-        <w:rPr>
-          <w:lang w:val="tr-TR"/>
-        </w:rPr>
-      </w:pPr>
-    </w:p>
-    <w:p>
-      <w:pPr>
-        <w:rPr>
-          <w:lang w:val="tr-TR"/>
-        </w:rPr>
-      </w:pPr>
-    </w:p>
-    <w:p>
-      <w:pPr>
-        <w:pBdr>
-          <w:bottom w:val="single" w:sz="6" w:space="1" w:color="auto"/>
-        </w:pBdr>
-        <w:rPr>
-          <w:b/>
-          <w:bCs/>
-          <w:lang w:val="tr-TR"/>
-        </w:rPr>
-      </w:pPr>
-      <w:r>
-        <w:rPr>
-          <w:b/>
-          <w:bCs/>
-          <w:lang w:val="tr-TR"/>
-        </w:rPr>
-        <w:t xml:space="preserve">Değerlendirme Ölçütü                                              Her zaman   </w:t>
-      </w:r>
-      <w:proofErr w:type="gramStart"/>
-      <w:r>
-        <w:rPr>
-          <w:b/>
-          <w:bCs/>
-          <w:lang w:val="tr-TR"/>
-        </w:rPr>
-        <w:t>Genellikle  Nadiren</w:t>
-      </w:r>
-      <w:proofErr w:type="gramEnd"/>
-      <w:r>
-        <w:rPr>
-          <w:b/>
-          <w:bCs/>
-          <w:lang w:val="tr-TR"/>
-        </w:rPr>
-        <w:t xml:space="preserve">  </w:t>
-      </w:r>
-    </w:p>
-    <w:p>
-      <w:pPr>
-        <w:rPr>
-          <w:lang w:val="tr-TR"/>
-        </w:rPr>
-      </w:pPr>
-    </w:p>
-    <w:p>
-      <w:pPr>
-        <w:rPr>
-          <w:lang w:val="tr-TR"/>
-        </w:rPr>
-      </w:pPr>
-      <w:r>
-        <w:rPr>
-          <w:lang w:val="tr-TR"/>
-        </w:rPr>
-        <w:t xml:space="preserve">Grup çalışmalarına zamanında ve istekli olarak katıldı.             </w:t>
-      </w:r>
-      <w:r>
-        <w:rPr>
-          <w:rFonts w:ascii="Segoe UI Symbol" w:hAnsi="Segoe UI Symbol" w:cs="Segoe UI Symbol"/>
-          <w:lang w:val="tr-TR"/>
-        </w:rPr>
-        <w:t>☐</w:t>
-      </w:r>
-      <w:r>
-        <w:rPr>
-          <w:lang w:val="tr-TR"/>
-        </w:rPr>
-        <w:t xml:space="preserve">              </w:t>
-      </w:r>
-      <w:r>
-        <w:rPr>
-          <w:rFonts w:ascii="Segoe UI Symbol" w:hAnsi="Segoe UI Symbol" w:cs="Segoe UI Symbol"/>
-          <w:lang w:val="tr-TR"/>
-        </w:rPr>
-        <w:t>☐</w:t>
-      </w:r>
-      <w:r>
-        <w:rPr>
-          <w:lang w:val="tr-TR"/>
-        </w:rPr>
-        <w:t xml:space="preserve">               </w:t>
-      </w:r>
-      <w:r>
-        <w:rPr>
-          <w:rFonts w:ascii="Segoe UI Symbol" w:hAnsi="Segoe UI Symbol" w:cs="Segoe UI Symbol"/>
-          <w:lang w:val="tr-TR"/>
-        </w:rPr>
-        <w:t>☐</w:t>
-      </w:r>
-      <w:r>
-        <w:rPr>
-          <w:lang w:val="tr-TR"/>
-        </w:rPr>
-        <w:t xml:space="preserve">           </w:t>
-      </w:r>
-    </w:p>
-    <w:p>
-      <w:pPr>
-        <w:rPr>
-          <w:lang w:val="tr-TR"/>
-        </w:rPr>
-      </w:pPr>
-      <w:r>
-        <w:rPr>
-          <w:lang w:val="tr-TR"/>
-        </w:rPr>
-        <w:t xml:space="preserve">Grup içinde fikirlerini açıkça ve saygılı biçimde paylaştı.        </w:t>
-      </w:r>
-      <w:r>
-        <w:rPr>
-          <w:lang w:val="tr-TR"/>
-        </w:rPr>
-        <w:t xml:space="preserve"> </w:t>
-      </w:r>
-      <w:r>
-        <w:rPr>
-          <w:rFonts w:ascii="Segoe UI Symbol" w:hAnsi="Segoe UI Symbol" w:cs="Segoe UI Symbol"/>
-          <w:lang w:val="tr-TR"/>
-        </w:rPr>
-        <w:t>☐</w:t>
-      </w:r>
-      <w:r>
-        <w:rPr>
-          <w:lang w:val="tr-TR"/>
-        </w:rPr>
-        <w:t xml:space="preserve">              </w:t>
-      </w:r>
-      <w:r>
-        <w:rPr>
-          <w:rFonts w:ascii="Segoe UI Symbol" w:hAnsi="Segoe UI Symbol" w:cs="Segoe UI Symbol"/>
-          <w:lang w:val="tr-TR"/>
-        </w:rPr>
-        <w:t>☐</w:t>
-      </w:r>
-      <w:r>
-        <w:rPr>
-          <w:lang w:val="tr-TR"/>
-        </w:rPr>
-        <w:t xml:space="preserve">               </w:t>
-      </w:r>
-      <w:r>
-        <w:rPr>
-          <w:rFonts w:ascii="Segoe UI Symbol" w:hAnsi="Segoe UI Symbol" w:cs="Segoe UI Symbol"/>
-          <w:lang w:val="tr-TR"/>
-        </w:rPr>
-        <w:t>☐</w:t>
-      </w:r>
-      <w:r>
-        <w:rPr>
-          <w:lang w:val="tr-TR"/>
-        </w:rPr>
-        <w:t xml:space="preserve">           </w:t>
-      </w:r>
-    </w:p>
-    <w:p>
-      <w:pPr>
-        <w:rPr>
-          <w:lang w:val="tr-TR"/>
-        </w:rPr>
-      </w:pPr>
-      <w:r>
-        <w:rPr>
-          <w:lang w:val="tr-TR"/>
-        </w:rPr>
-        <w:t xml:space="preserve">Diğer grup üyelerini dinledi ve katkılarını dikkate aldı.            </w:t>
-      </w:r>
-      <w:r>
-        <w:rPr>
-          <w:rFonts w:ascii="Segoe UI Symbol" w:hAnsi="Segoe UI Symbol" w:cs="Segoe UI Symbol"/>
-          <w:lang w:val="tr-TR"/>
-        </w:rPr>
-        <w:t>☐</w:t>
-      </w:r>
-      <w:r>
-        <w:rPr>
-          <w:lang w:val="tr-TR"/>
-        </w:rPr>
-        <w:t xml:space="preserve">             </w:t>
-      </w:r>
-      <w:r>
-        <w:rPr>
-          <w:lang w:val="tr-TR"/>
-        </w:rPr>
-        <w:t xml:space="preserve">  </w:t>
-      </w:r>
-      <w:r>
-        <w:rPr>
-          <w:rFonts w:ascii="Segoe UI Symbol" w:hAnsi="Segoe UI Symbol" w:cs="Segoe UI Symbol"/>
-          <w:lang w:val="tr-TR"/>
-        </w:rPr>
-        <w:t>☐</w:t>
-      </w:r>
-      <w:r>
-        <w:rPr>
-          <w:lang w:val="tr-TR"/>
-        </w:rPr>
-        <w:t xml:space="preserve">              </w:t>
-      </w:r>
-      <w:r>
-        <w:rPr>
-          <w:lang w:val="tr-TR"/>
-        </w:rPr>
-        <w:t xml:space="preserve"> </w:t>
-      </w:r>
-      <w:r>
-        <w:rPr>
-          <w:rFonts w:ascii="Segoe UI Symbol" w:hAnsi="Segoe UI Symbol" w:cs="Segoe UI Symbol"/>
-          <w:lang w:val="tr-TR"/>
-        </w:rPr>
-        <w:t>☐</w:t>
-      </w:r>
-      <w:r>
-        <w:rPr>
-          <w:lang w:val="tr-TR"/>
-        </w:rPr>
-        <w:t xml:space="preserve">           </w:t>
-      </w:r>
-    </w:p>
-    <w:p>
-      <w:pPr>
-        <w:rPr>
-          <w:lang w:val="tr-TR"/>
-        </w:rPr>
-      </w:pPr>
-      <w:r>
-        <w:rPr>
-          <w:lang w:val="tr-TR"/>
-        </w:rPr>
-        <w:t xml:space="preserve">Görev ve sorumluluklarını eksiksiz yerine getirdi.                    </w:t>
-      </w:r>
-      <w:r>
-        <w:rPr>
-          <w:rFonts w:ascii="Segoe UI Symbol" w:hAnsi="Segoe UI Symbol" w:cs="Segoe UI Symbol"/>
-          <w:lang w:val="tr-TR"/>
-        </w:rPr>
-        <w:t>☐</w:t>
-      </w:r>
-      <w:r>
-        <w:rPr>
-          <w:lang w:val="tr-TR"/>
-        </w:rPr>
-        <w:t xml:space="preserve">             </w:t>
-      </w:r>
-      <w:r>
-        <w:rPr>
-          <w:lang w:val="tr-TR"/>
-        </w:rPr>
-        <w:t xml:space="preserve">  </w:t>
-      </w:r>
-      <w:r>
-        <w:rPr>
-          <w:rFonts w:ascii="Segoe UI Symbol" w:hAnsi="Segoe UI Symbol" w:cs="Segoe UI Symbol"/>
-          <w:lang w:val="tr-TR"/>
-        </w:rPr>
-        <w:t>☐</w:t>
-      </w:r>
-      <w:r>
-        <w:rPr>
-          <w:lang w:val="tr-TR"/>
-        </w:rPr>
-        <w:t xml:space="preserve">              </w:t>
-      </w:r>
-      <w:r>
-        <w:rPr>
-          <w:rFonts w:ascii="Segoe UI Symbol" w:hAnsi="Segoe UI Symbol" w:cs="Segoe UI Symbol"/>
-          <w:lang w:val="tr-TR"/>
-        </w:rPr>
-        <w:t>☐</w:t>
-      </w:r>
-      <w:r>
-        <w:rPr>
-          <w:lang w:val="tr-TR"/>
-        </w:rPr>
-        <w:t xml:space="preserve">           </w:t>
-      </w:r>
-    </w:p>
-    <w:p>
-      <w:pPr>
-        <w:rPr>
-          <w:lang w:val="tr-TR"/>
-        </w:rPr>
-      </w:pPr>
-      <w:r>
-        <w:rPr>
-          <w:lang w:val="tr-TR"/>
-        </w:rPr>
-        <w:t xml:space="preserve">Problem çözme ve karar alma süreçlerine etkin katılım gösterdi.     </w:t>
-      </w:r>
-      <w:r>
-        <w:rPr>
-          <w:rFonts w:ascii="Segoe UI Symbol" w:hAnsi="Segoe UI Symbol" w:cs="Segoe UI Symbol"/>
-          <w:lang w:val="tr-TR"/>
-        </w:rPr>
-        <w:t>☐</w:t>
-      </w:r>
-      <w:r>
-        <w:rPr>
-          <w:lang w:val="tr-TR"/>
-        </w:rPr>
-        <w:t xml:space="preserve">             </w:t>
-      </w:r>
-      <w:r>
-        <w:rPr>
-          <w:rFonts w:ascii="Segoe UI Symbol" w:hAnsi="Segoe UI Symbol" w:cs="Segoe UI Symbol"/>
-          <w:lang w:val="tr-TR"/>
-        </w:rPr>
-        <w:t>☐</w:t>
-      </w:r>
-      <w:r>
-        <w:rPr>
-          <w:lang w:val="tr-TR"/>
-        </w:rPr>
-        <w:t xml:space="preserve">              </w:t>
-      </w:r>
-      <w:r>
-        <w:rPr>
-          <w:rFonts w:ascii="Segoe UI Symbol" w:hAnsi="Segoe UI Symbol" w:cs="Segoe UI Symbol"/>
-          <w:lang w:val="tr-TR"/>
-        </w:rPr>
-        <w:t>☐</w:t>
-      </w:r>
-      <w:r>
-        <w:rPr>
-          <w:lang w:val="tr-TR"/>
-        </w:rPr>
-        <w:t xml:space="preserve">      </w:t>
-      </w:r>
-    </w:p>
-    <w:p>
-      <w:pPr>
-        <w:rPr>
-          <w:lang w:val="tr-TR"/>
-        </w:rPr>
-      </w:pPr>
-      <w:r>
-        <w:rPr>
-          <w:lang w:val="tr-TR"/>
-        </w:rPr>
-        <w:t xml:space="preserve">Grupta olumlu bir iletişim ve iş birliği ortamı oluşmasına katkı sağladı. </w:t>
-      </w:r>
-      <w:r>
-        <w:rPr>
-          <w:lang w:val="tr-TR"/>
-        </w:rPr>
-        <w:t xml:space="preserve">  </w:t>
-      </w:r>
-      <w:r>
-        <w:rPr>
-          <w:rFonts w:ascii="Segoe UI Symbol" w:hAnsi="Segoe UI Symbol" w:cs="Segoe UI Symbol"/>
-          <w:lang w:val="tr-TR"/>
-        </w:rPr>
-        <w:t>☐</w:t>
-      </w:r>
-      <w:r>
-        <w:rPr>
-          <w:lang w:val="tr-TR"/>
-        </w:rPr>
-        <w:t xml:space="preserve">              </w:t>
-      </w:r>
-      <w:r>
-        <w:rPr>
-          <w:rFonts w:ascii="Segoe UI Symbol" w:hAnsi="Segoe UI Symbol" w:cs="Segoe UI Symbol"/>
-          <w:lang w:val="tr-TR"/>
-        </w:rPr>
-        <w:t>☐</w:t>
-      </w:r>
-      <w:r>
-        <w:rPr>
-          <w:lang w:val="tr-TR"/>
-        </w:rPr>
-        <w:t xml:space="preserve">             </w:t>
-      </w:r>
-      <w:r>
-        <w:rPr>
-          <w:rFonts w:ascii="Segoe UI Symbol" w:hAnsi="Segoe UI Symbol" w:cs="Segoe UI Symbol"/>
-          <w:lang w:val="tr-TR"/>
-        </w:rPr>
-        <w:t>☐</w:t>
-      </w:r>
-      <w:r>
-        <w:rPr>
-          <w:lang w:val="tr-TR"/>
-        </w:rPr>
-        <w:t xml:space="preserve">           </w:t>
-      </w:r>
-    </w:p>
-    <w:p>
-      <w:pPr>
-        <w:rPr>
-          <w:lang w:val="tr-TR"/>
-        </w:rPr>
-      </w:pPr>
-    </w:p>
-    <w:p>
-      <w:pPr>
-        <w:pStyle w:val="ListParagraph"/>
-        <w:numPr>
-          <w:ilvl w:val="0"/>
-          <w:numId w:val="6"/>
-        </w:numPr>
-        <w:rPr>
-          <w:rFonts w:ascii="Times New Roman" w:hAnsi="Times New Roman" w:cs="Times New Roman"/>
-          <w:lang w:val="tr-TR"/>
-        </w:rPr>
-      </w:pPr>
-      <w:r>
-        <w:rPr>
-          <w:rFonts w:ascii="Times New Roman" w:hAnsi="Times New Roman" w:cs="Times New Roman"/>
-          <w:lang w:val="tr-TR"/>
-        </w:rPr>
-        <w:t>Arkadaşınızın grup çalışmasına yaptığı olumlu katkılar veya geliştirebileceği yönl</w:t>
-      </w:r>
-      <w:r>
-        <w:rPr>
-          <w:rFonts w:ascii="Times New Roman" w:hAnsi="Times New Roman" w:cs="Times New Roman"/>
-          <w:lang w:val="tr-TR"/>
-        </w:rPr>
-        <w:t>er nelerdir?</w:t>
-      </w:r>
-    </w:p>
-    <w:p>
-      <w:pPr>
-        <w:pStyle w:val="ListParagraph"/>
-        <w:jc w:val="both"/>
-        <w:rPr>
-          <w:rFonts w:ascii="Times New Roman" w:hAnsi="Times New Roman" w:cs="Times New Roman"/>
-          <w:lang w:val="tr-TR"/>
-        </w:rPr>
-      </w:pPr>
-      <w:r>
-        <w:rPr>
-          <w:rFonts w:ascii="Times New Roman" w:hAnsi="Times New Roman" w:cs="Times New Roman"/>
-          <w:lang w:val="tr-TR"/>
-        </w:rPr>
-        <w:t>………………………………………………………………………………………………………………………………………………………………………………………………………………………………………………………………………………</w:t>
-      </w:r>
-    </w:p>
-    <w:p>
-      <w:pPr>
-        <w:pStyle w:val="ListParagraph"/>
-        <w:rPr>
-          <w:rFonts w:ascii="Times New Roman" w:hAnsi="Times New Roman" w:cs="Times New Roman"/>
-          <w:lang w:val="tr-TR"/>
-        </w:rPr>
-      </w:pPr>
-    </w:p>
-    <w:p>
-      <w:pPr>
-        <w:rPr>
-          <w:b/>
-          <w:bCs/>
-          <w:lang w:val="tr-TR"/>
-        </w:rPr>
-      </w:pPr>
-    </w:p>
-    <w:p>
-      <w:pPr>
-        <w:shd w:val="clear" w:color="auto" w:fill="FFC000"/>
-        <w:rPr>
-          <w:b/>
-          <w:bCs/>
-          <w:lang w:val="tr-TR"/>
-        </w:rPr>
-      </w:pPr>
-      <w:r>
-        <w:rPr>
-          <w:b/>
-          <w:bCs/>
-          <w:lang w:val="tr-TR"/>
-        </w:rPr>
-        <w:t>Performans Görevi 3</w:t>
-      </w:r>
-      <w:r>
-        <w:rPr>
-          <w:b/>
-          <w:bCs/>
-          <w:lang w:val="tr-TR"/>
-        </w:rPr>
-        <w:t>.</w:t>
-      </w:r>
-      <w:r>
-        <w:rPr>
-          <w:b/>
-          <w:bCs/>
-          <w:lang w:val="tr-TR"/>
-        </w:rPr>
-        <w:t>1</w:t>
-      </w:r>
-      <w:r>
-        <w:rPr>
-          <w:b/>
-          <w:bCs/>
-          <w:lang w:val="tr-TR"/>
-        </w:rPr>
-        <w:t>.</w:t>
-      </w:r>
-      <w:r>
-        <w:rPr>
-          <w:b/>
-          <w:bCs/>
-          <w:lang w:val="tr-TR"/>
-        </w:rPr>
-        <w:t>-</w:t>
-      </w:r>
-      <w:r>
-        <w:rPr>
-          <w:b/>
-          <w:bCs/>
-          <w:lang w:val="tr-TR"/>
-        </w:rPr>
-        <w:t>Dereceli Puanlama Anahtarı</w:t>
-      </w:r>
-      <w:r>
-        <w:rPr>
-          <w:b/>
-          <w:bCs/>
-          <w:lang w:val="tr-TR"/>
-        </w:rPr>
-        <w:t xml:space="preserve"> </w:t>
-      </w:r>
-    </w:p>
-    <w:p>
-      <w:pPr>
-        <w:rPr>
-          <w:b/>
-          <w:bCs/>
-          <w:lang w:val="tr-TR"/>
-        </w:rPr>
-      </w:pPr>
-      <w:r>
-        <w:rPr>
-          <w:b/>
-          <w:bCs/>
+          <w:color w:val="000000" w:themeColor="text1"/>
+          <w:lang w:val="tr-TR"/>
+        </w:rPr>
+      </w:pPr>
+      <w:r>
+        <w:rPr>
+          <w:b/>
+          <w:bCs/>
+          <w:color w:val="000000" w:themeColor="text1"/>
+          <w:lang w:val="tr-TR"/>
+        </w:rPr>
+        <w:lastRenderedPageBreak/>
+        <w:t xml:space="preserve">Analiz ve Keşif Atölyesi 3.1.-Ön Bilgi ve Hedef Belirleme Formu </w:t>
+      </w:r>
+    </w:p>
+    <w:p>
+      <w:pPr>
+        <w:rPr>
+          <w:b/>
+          <w:bCs/>
+          <w:color w:val="000000" w:themeColor="text1"/>
+          <w:lang w:val="tr-TR"/>
+        </w:rPr>
+      </w:pPr>
+      <w:r>
+        <w:rPr>
+          <w:b/>
+          <w:bCs/>
+          <w:color w:val="000000" w:themeColor="text1"/>
           <w:lang w:val="tr-TR"/>
         </w:rPr>
         <w:t xml:space="preserve">Öğrencinin Adı Soyadı: </w:t>
@@ -734,6 +45,7 @@
         <w:rPr>
           <w:b/>
           <w:bCs/>
+          <w:color w:val="000000" w:themeColor="text1"/>
           <w:lang w:val="tr-TR"/>
         </w:rPr>
         <w:tab/>
@@ -742,6 +54,7 @@
         <w:rPr>
           <w:b/>
           <w:bCs/>
+          <w:color w:val="000000" w:themeColor="text1"/>
           <w:lang w:val="tr-TR"/>
         </w:rPr>
         <w:tab/>
@@ -750,6 +63,7 @@
         <w:rPr>
           <w:b/>
           <w:bCs/>
+          <w:color w:val="000000" w:themeColor="text1"/>
           <w:lang w:val="tr-TR"/>
         </w:rPr>
         <w:tab/>
@@ -759,6 +73,7 @@
         <w:rPr>
           <w:b/>
           <w:bCs/>
+          <w:color w:val="000000" w:themeColor="text1"/>
           <w:lang w:val="tr-TR"/>
         </w:rPr>
         <w:tab/>
@@ -767,6 +82,1241 @@
         <w:rPr>
           <w:b/>
           <w:bCs/>
+          <w:color w:val="000000" w:themeColor="text1"/>
+          <w:lang w:val="tr-TR"/>
+        </w:rPr>
+        <w:tab/>
+        <w:t>Sınıfı:</w:t>
+      </w:r>
+    </w:p>
+    <w:p>
+      <w:pPr>
+        <w:rPr>
+          <w:b/>
+          <w:bCs/>
+          <w:color w:val="000000" w:themeColor="text1"/>
+        </w:rPr>
+      </w:pPr>
+      <w:r>
+        <w:rPr>
+          <w:b/>
+          <w:bCs/>
+          <w:color w:val="000000" w:themeColor="text1"/>
+        </w:rPr>
+        <w:t xml:space="preserve">Yeşil hidrojen konusuna ve fermantasyon deneyine başlamadan önce aşağıdaki soruları yanıtlayınız. Etkinlik sonunda bu forma geri dönerek hedeflerinize ulaşıp ulaşmadığınızı değerlendireceksiniz.</w:t>
+      </w:r>
+    </w:p>
+    <w:p>
+      <w:pPr>
+        <w:pStyle w:val="Heading2"/>
+        <w:rPr>
+          <w:rFonts w:ascii="Times New Roman" w:hAnsi="Times New Roman" w:cs="Times New Roman"/>
+          <w:color w:val="000000" w:themeColor="text1"/>
+          <w:sz w:val="24"/>
+          <w:szCs w:val="24"/>
+        </w:rPr>
+      </w:pPr>
+      <w:r>
+        <w:rPr>
+          <w:rFonts w:ascii="Times New Roman" w:hAnsi="Times New Roman" w:cs="Times New Roman"/>
+          <w:b/>
+          <w:bCs/>
+          <w:color w:val="000000" w:themeColor="text1"/>
+          <w:sz w:val="24"/>
+          <w:szCs w:val="24"/>
+        </w:rPr>
+        <w:t xml:space="preserve">1. Hidrojen enerjisi, yenilenebilir enerji ve fermantasyon hakkında neler biliyorum?</w:t>
+      </w:r>
+    </w:p>
+    <w:p>
+      <w:pPr>
+        <w:rPr>
+          <w:color w:val="000000" w:themeColor="text1"/>
+        </w:rPr>
+      </w:pPr>
+      <w:r>
+        <w:rPr>
+          <w:color w:val="000000" w:themeColor="text1"/>
+        </w:rPr>
+        <w:t xml:space="preserve">..................................................................................................................................</w:t>
+      </w:r>
+    </w:p>
+    <w:p>
+      <w:pPr>
+        <w:rPr>
+          <w:color w:val="000000" w:themeColor="text1"/>
+        </w:rPr>
+      </w:pPr>
+      <w:r>
+        <w:rPr>
+          <w:color w:val="000000" w:themeColor="text1"/>
+        </w:rPr>
+        <w:t xml:space="preserve">..................................................................................................................................</w:t>
+      </w:r>
+    </w:p>
+    <w:p>
+      <w:pPr>
+        <w:rPr>
+          <w:color w:val="000000" w:themeColor="text1"/>
+        </w:rPr>
+      </w:pPr>
+      <w:r>
+        <w:rPr>
+          <w:color w:val="000000" w:themeColor="text1"/>
+        </w:rPr>
+        <w:t xml:space="preserve">..................................................................................................................................</w:t>
+      </w:r>
+    </w:p>
+    <w:p>
+      <w:pPr>
+        <w:pStyle w:val="Heading2"/>
+        <w:rPr>
+          <w:rFonts w:ascii="Times New Roman" w:hAnsi="Times New Roman" w:cs="Times New Roman"/>
+          <w:color w:val="000000" w:themeColor="text1"/>
+          <w:sz w:val="24"/>
+          <w:szCs w:val="24"/>
+        </w:rPr>
+      </w:pPr>
+      <w:r>
+        <w:rPr>
+          <w:rFonts w:ascii="Times New Roman" w:hAnsi="Times New Roman" w:cs="Times New Roman"/>
+          <w:b/>
+          <w:bCs/>
+          <w:color w:val="000000" w:themeColor="text1"/>
+          <w:sz w:val="24"/>
+          <w:szCs w:val="24"/>
+        </w:rPr>
+        <w:t xml:space="preserve">2. Bu deney sürecinde neyi öğrenmeyi bekliyorum? Hedeflerim nelerdir?</w:t>
+      </w:r>
+    </w:p>
+    <w:p>
+      <w:pPr>
+        <w:rPr>
+          <w:color w:val="000000" w:themeColor="text1"/>
+        </w:rPr>
+      </w:pPr>
+      <w:r>
+        <w:rPr>
+          <w:color w:val="000000" w:themeColor="text1"/>
+        </w:rPr>
+        <w:t xml:space="preserve">..................................................................................................................................</w:t>
+      </w:r>
+    </w:p>
+    <w:p>
+      <w:pPr>
+        <w:rPr>
+          <w:color w:val="000000" w:themeColor="text1"/>
+        </w:rPr>
+      </w:pPr>
+      <w:r>
+        <w:rPr>
+          <w:color w:val="000000" w:themeColor="text1"/>
+        </w:rPr>
+        <w:t xml:space="preserve">..................................................................................................................................</w:t>
+      </w:r>
+    </w:p>
+    <w:p>
+      <w:pPr>
+        <w:rPr>
+          <w:color w:val="000000" w:themeColor="text1"/>
+        </w:rPr>
+      </w:pPr>
+      <w:r>
+        <w:rPr>
+          <w:color w:val="000000" w:themeColor="text1"/>
+        </w:rPr>
+        <w:t xml:space="preserve">..................................................................................................................................</w:t>
+      </w:r>
+    </w:p>
+    <w:p>
+      <w:pPr>
+        <w:pStyle w:val="Heading2"/>
+        <w:rPr>
+          <w:rFonts w:ascii="Times New Roman" w:hAnsi="Times New Roman" w:cs="Times New Roman"/>
+          <w:color w:val="000000" w:themeColor="text1"/>
+          <w:sz w:val="24"/>
+          <w:szCs w:val="24"/>
+        </w:rPr>
+      </w:pPr>
+      <w:r>
+        <w:rPr>
+          <w:rFonts w:ascii="Times New Roman" w:hAnsi="Times New Roman" w:cs="Times New Roman"/>
+          <w:b/>
+          <w:bCs/>
+          <w:color w:val="000000" w:themeColor="text1"/>
+          <w:sz w:val="24"/>
+          <w:szCs w:val="24"/>
+        </w:rPr>
+        <w:t xml:space="preserve">3. Hedeflerime ulaşmak için hangi stratejileri kullanacağım? (Görev paylaşımı, düzenli veri kaydı, kaynak araştırma vb.)</w:t>
+      </w:r>
+    </w:p>
+    <w:p>
+      <w:pPr>
+        <w:rPr>
+          <w:color w:val="000000" w:themeColor="text1"/>
+        </w:rPr>
+      </w:pPr>
+      <w:r>
+        <w:rPr>
+          <w:color w:val="000000" w:themeColor="text1"/>
+        </w:rPr>
+        <w:t xml:space="preserve">..................................................................................................................................</w:t>
+      </w:r>
+    </w:p>
+    <w:p>
+      <w:pPr>
+        <w:rPr>
+          <w:color w:val="000000" w:themeColor="text1"/>
+        </w:rPr>
+      </w:pPr>
+      <w:r>
+        <w:rPr>
+          <w:color w:val="000000" w:themeColor="text1"/>
+        </w:rPr>
+        <w:t xml:space="preserve">..................................................................................................................................</w:t>
+      </w:r>
+    </w:p>
+    <w:p>
+      <w:pPr>
+        <w:rPr>
+          <w:color w:val="000000" w:themeColor="text1"/>
+        </w:rPr>
+      </w:pPr>
+      <w:r>
+        <w:rPr>
+          <w:color w:val="000000" w:themeColor="text1"/>
+        </w:rPr>
+        <w:t xml:space="preserve">..................................................................................................................................</w:t>
+      </w:r>
+    </w:p>
+    <w:p>
+      <w:pPr>
+        <w:pStyle w:val="Heading2"/>
+        <w:rPr>
+          <w:rFonts w:ascii="Times New Roman" w:hAnsi="Times New Roman" w:cs="Times New Roman"/>
+          <w:color w:val="000000" w:themeColor="text1"/>
+          <w:sz w:val="24"/>
+          <w:szCs w:val="24"/>
+        </w:rPr>
+      </w:pPr>
+      <w:r>
+        <w:rPr>
+          <w:rFonts w:ascii="Times New Roman" w:hAnsi="Times New Roman" w:cs="Times New Roman"/>
+          <w:b/>
+          <w:bCs/>
+          <w:color w:val="000000" w:themeColor="text1"/>
+          <w:sz w:val="24"/>
+          <w:szCs w:val="24"/>
+        </w:rPr>
+        <w:t xml:space="preserve">4. Bu süreçte neler hissedebilirim? Deney beklediğim gibi sonuç vermezse ne yapacağım?</w:t>
+      </w:r>
+    </w:p>
+    <w:p>
+      <w:pPr>
+        <w:rPr>
+          <w:color w:val="000000" w:themeColor="text1"/>
+        </w:rPr>
+      </w:pPr>
+      <w:r>
+        <w:rPr>
+          <w:color w:val="000000" w:themeColor="text1"/>
+        </w:rPr>
+        <w:t xml:space="preserve">..................................................................................................................................</w:t>
+      </w:r>
+    </w:p>
+    <w:p>
+      <w:pPr>
+        <w:rPr>
+          <w:color w:val="000000" w:themeColor="text1"/>
+        </w:rPr>
+      </w:pPr>
+      <w:r>
+        <w:rPr>
+          <w:color w:val="000000" w:themeColor="text1"/>
+        </w:rPr>
+        <w:t xml:space="preserve">..................................................................................................................................</w:t>
+      </w:r>
+    </w:p>
+    <w:p>
+      <w:pPr>
+        <w:rPr>
+          <w:color w:val="000000" w:themeColor="text1"/>
+        </w:rPr>
+      </w:pPr>
+      <w:r>
+        <w:rPr>
+          <w:color w:val="000000" w:themeColor="text1"/>
+        </w:rPr>
+        <w:t xml:space="preserve">..................................................................................................................................</w:t>
+      </w:r>
+    </w:p>
+    <w:p>
+      <w:pPr>
+        <w:rPr>
+          <w:color w:val="000000" w:themeColor="text1"/>
+          <w:lang w:val="tr-TR"/>
+        </w:rPr>
+      </w:pPr>
+      <w:r>
+        <w:br w:type="page"/>
+      </w:r>
+    </w:p>
+    <w:p>
+      <w:pPr>
+        <w:shd w:val="clear" w:color="auto" w:fill="FFC000"/>
+        <w:rPr>
+          <w:b/>
+          <w:bCs/>
+          <w:color w:val="000000" w:themeColor="text1"/>
+          <w:lang w:val="tr-TR"/>
+        </w:rPr>
+      </w:pPr>
+      <w:r>
+        <w:rPr>
+          <w:b/>
+          <w:bCs/>
+          <w:color w:val="000000" w:themeColor="text1"/>
+          <w:lang w:val="tr-TR"/>
+        </w:rPr>
+        <w:lastRenderedPageBreak/>
+        <w:t xml:space="preserve">Analiz ve Keşif Atölyesi 3.1.-Öz Değerlendirme Formu </w:t>
+      </w:r>
+    </w:p>
+    <w:p>
+      <w:pPr>
+        <w:rPr>
+          <w:b/>
+          <w:bCs/>
+          <w:color w:val="000000" w:themeColor="text1"/>
+          <w:lang w:val="tr-TR"/>
+        </w:rPr>
+      </w:pPr>
+      <w:r>
+        <w:rPr>
+          <w:b/>
+          <w:bCs/>
+          <w:color w:val="000000" w:themeColor="text1"/>
+          <w:lang w:val="tr-TR"/>
+        </w:rPr>
+        <w:t xml:space="preserve">Öğrencinin Adı Soyadı: </w:t>
+      </w:r>
+      <w:r>
+        <w:rPr>
+          <w:b/>
+          <w:bCs/>
+          <w:color w:val="000000" w:themeColor="text1"/>
+          <w:lang w:val="tr-TR"/>
+        </w:rPr>
+        <w:tab/>
+      </w:r>
+      <w:r>
+        <w:rPr>
+          <w:b/>
+          <w:bCs/>
+          <w:color w:val="000000" w:themeColor="text1"/>
+          <w:lang w:val="tr-TR"/>
+        </w:rPr>
+        <w:tab/>
+      </w:r>
+      <w:r>
+        <w:rPr>
+          <w:b/>
+          <w:bCs/>
+          <w:color w:val="000000" w:themeColor="text1"/>
+          <w:lang w:val="tr-TR"/>
+        </w:rPr>
+        <w:tab/>
+        <w:t>Numarası:</w:t>
+      </w:r>
+      <w:r>
+        <w:rPr>
+          <w:b/>
+          <w:bCs/>
+          <w:color w:val="000000" w:themeColor="text1"/>
+          <w:lang w:val="tr-TR"/>
+        </w:rPr>
+        <w:tab/>
+      </w:r>
+      <w:r>
+        <w:rPr>
+          <w:b/>
+          <w:bCs/>
+          <w:color w:val="000000" w:themeColor="text1"/>
+          <w:lang w:val="tr-TR"/>
+        </w:rPr>
+        <w:tab/>
+        <w:t>Sınıfı:</w:t>
+      </w:r>
+    </w:p>
+    <w:p>
+      <w:pPr>
+        <w:rPr>
+          <w:b/>
+          <w:bCs/>
+          <w:color w:val="000000" w:themeColor="text1"/>
+        </w:rPr>
+      </w:pPr>
+      <w:r>
+        <w:rPr>
+          <w:b/>
+          <w:bCs/>
+          <w:color w:val="000000" w:themeColor="text1"/>
+        </w:rPr>
+        <w:t>Aşağıdaki ifadeleri okuyunuz ve kendinizi 5-1 arasında değerlendiriniz.</w:t>
+      </w:r>
+    </w:p>
+    <w:p>
+      <w:pPr>
+        <w:rPr>
+          <w:color w:val="000000" w:themeColor="text1"/>
+        </w:rPr>
+      </w:pPr>
+      <w:r>
+        <w:rPr>
+          <w:color w:val="000000" w:themeColor="text1"/>
+        </w:rPr>
+        <w:br/>
+        <w:t>(5) Çok iyi  (4) İyi  (3) Orta  (2) Geliştirilmeli  (1) Başlangıç</w:t>
+      </w:r>
+    </w:p>
+    <w:p>
+      <w:pPr>
+        <w:pStyle w:val="Heading2"/>
+        <w:rPr>
+          <w:rFonts w:ascii="Times New Roman" w:hAnsi="Times New Roman" w:cs="Times New Roman"/>
+          <w:color w:val="000000" w:themeColor="text1"/>
+          <w:sz w:val="24"/>
+          <w:szCs w:val="24"/>
+        </w:rPr>
+      </w:pPr>
+      <w:r>
+        <w:rPr>
+          <w:rFonts w:ascii="Times New Roman" w:hAnsi="Times New Roman" w:cs="Times New Roman"/>
+          <w:b/>
+          <w:bCs/>
+          <w:color w:val="000000" w:themeColor="text1"/>
+          <w:sz w:val="24"/>
+          <w:szCs w:val="24"/>
+        </w:rPr>
+        <w:t xml:space="preserve">1. Hedeflerime Ulaşma</w:t>
+      </w:r>
+    </w:p>
+    <w:p>
+      <w:pPr>
+        <w:rPr>
+          <w:color w:val="000000" w:themeColor="text1"/>
+        </w:rPr>
+      </w:pPr>
+      <w:r>
+        <w:rPr>
+          <w:color w:val="000000" w:themeColor="text1"/>
+        </w:rPr>
+        <w:t xml:space="preserve">Ön Bilgi ve Hedef Belirleme Formu’nda belirlediğim hedeflere ulaştım.</w:t>
+      </w:r>
+    </w:p>
+    <w:p>
+      <w:pPr>
+        <w:rPr>
+          <w:color w:val="000000" w:themeColor="text1"/>
+        </w:rPr>
+      </w:pPr>
+      <w:r>
+        <w:rPr>
+          <w:rFonts w:ascii="Segoe UI Symbol" w:hAnsi="Segoe UI Symbol" w:cs="Segoe UI Symbol"/>
+          <w:color w:val="000000" w:themeColor="text1"/>
+        </w:rPr>
+        <w:t>☐</w:t>
+      </w:r>
+      <w:r>
+        <w:rPr>
+          <w:color w:val="000000" w:themeColor="text1"/>
+        </w:rPr>
+        <w:t xml:space="preserve"> 5  </w:t>
+      </w:r>
+      <w:r>
+        <w:rPr>
+          <w:rFonts w:ascii="Segoe UI Symbol" w:hAnsi="Segoe UI Symbol" w:cs="Segoe UI Symbol"/>
+          <w:color w:val="000000" w:themeColor="text1"/>
+        </w:rPr>
+        <w:t>☐</w:t>
+      </w:r>
+      <w:r>
+        <w:rPr>
+          <w:color w:val="000000" w:themeColor="text1"/>
+        </w:rPr>
+        <w:t xml:space="preserve"> 4  </w:t>
+      </w:r>
+      <w:r>
+        <w:rPr>
+          <w:rFonts w:ascii="Segoe UI Symbol" w:hAnsi="Segoe UI Symbol" w:cs="Segoe UI Symbol"/>
+          <w:color w:val="000000" w:themeColor="text1"/>
+        </w:rPr>
+        <w:t>☐</w:t>
+      </w:r>
+      <w:r>
+        <w:rPr>
+          <w:color w:val="000000" w:themeColor="text1"/>
+        </w:rPr>
+        <w:t xml:space="preserve"> 3  </w:t>
+      </w:r>
+      <w:r>
+        <w:rPr>
+          <w:rFonts w:ascii="Segoe UI Symbol" w:hAnsi="Segoe UI Symbol" w:cs="Segoe UI Symbol"/>
+          <w:color w:val="000000" w:themeColor="text1"/>
+        </w:rPr>
+        <w:t>☐</w:t>
+      </w:r>
+      <w:r>
+        <w:rPr>
+          <w:color w:val="000000" w:themeColor="text1"/>
+        </w:rPr>
+        <w:t xml:space="preserve"> 2  </w:t>
+      </w:r>
+      <w:r>
+        <w:rPr>
+          <w:rFonts w:ascii="Segoe UI Symbol" w:hAnsi="Segoe UI Symbol" w:cs="Segoe UI Symbol"/>
+          <w:color w:val="000000" w:themeColor="text1"/>
+        </w:rPr>
+        <w:t>☐</w:t>
+      </w:r>
+      <w:r>
+        <w:rPr>
+          <w:color w:val="000000" w:themeColor="text1"/>
+        </w:rPr>
+        <w:t xml:space="preserve"> 1</w:t>
+      </w:r>
+    </w:p>
+    <w:p>
+      <w:pPr>
+        <w:rPr>
+          <w:color w:val="000000" w:themeColor="text1"/>
+        </w:rPr>
+      </w:pPr>
+      <w:r>
+        <w:rPr>
+          <w:color w:val="000000" w:themeColor="text1"/>
+        </w:rPr>
+        <w:t xml:space="preserve">Yeşil hidrojenin neden temiz enerji kaynağı olduğunu açıklayabilirim.</w:t>
+      </w:r>
+    </w:p>
+    <w:p>
+      <w:pPr>
+        <w:rPr>
+          <w:color w:val="000000" w:themeColor="text1"/>
+        </w:rPr>
+      </w:pPr>
+      <w:r>
+        <w:rPr>
+          <w:rFonts w:ascii="Segoe UI Symbol" w:hAnsi="Segoe UI Symbol" w:cs="Segoe UI Symbol"/>
+          <w:color w:val="000000" w:themeColor="text1"/>
+        </w:rPr>
+        <w:t>☐</w:t>
+      </w:r>
+      <w:r>
+        <w:rPr>
+          <w:color w:val="000000" w:themeColor="text1"/>
+        </w:rPr>
+        <w:t xml:space="preserve"> 5  </w:t>
+      </w:r>
+      <w:r>
+        <w:rPr>
+          <w:rFonts w:ascii="Segoe UI Symbol" w:hAnsi="Segoe UI Symbol" w:cs="Segoe UI Symbol"/>
+          <w:color w:val="000000" w:themeColor="text1"/>
+        </w:rPr>
+        <w:t>☐</w:t>
+      </w:r>
+      <w:r>
+        <w:rPr>
+          <w:color w:val="000000" w:themeColor="text1"/>
+        </w:rPr>
+        <w:t xml:space="preserve"> 4  </w:t>
+      </w:r>
+      <w:r>
+        <w:rPr>
+          <w:rFonts w:ascii="Segoe UI Symbol" w:hAnsi="Segoe UI Symbol" w:cs="Segoe UI Symbol"/>
+          <w:color w:val="000000" w:themeColor="text1"/>
+        </w:rPr>
+        <w:t>☐</w:t>
+      </w:r>
+      <w:r>
+        <w:rPr>
+          <w:color w:val="000000" w:themeColor="text1"/>
+        </w:rPr>
+        <w:t xml:space="preserve"> 3  </w:t>
+      </w:r>
+      <w:r>
+        <w:rPr>
+          <w:rFonts w:ascii="Segoe UI Symbol" w:hAnsi="Segoe UI Symbol" w:cs="Segoe UI Symbol"/>
+          <w:color w:val="000000" w:themeColor="text1"/>
+        </w:rPr>
+        <w:t>☐</w:t>
+      </w:r>
+      <w:r>
+        <w:rPr>
+          <w:color w:val="000000" w:themeColor="text1"/>
+        </w:rPr>
+        <w:t xml:space="preserve"> 2  </w:t>
+      </w:r>
+      <w:r>
+        <w:rPr>
+          <w:rFonts w:ascii="Segoe UI Symbol" w:hAnsi="Segoe UI Symbol" w:cs="Segoe UI Symbol"/>
+          <w:color w:val="000000" w:themeColor="text1"/>
+        </w:rPr>
+        <w:t>☐</w:t>
+      </w:r>
+      <w:r>
+        <w:rPr>
+          <w:color w:val="000000" w:themeColor="text1"/>
+        </w:rPr>
+        <w:t xml:space="preserve"> 1</w:t>
+      </w:r>
+    </w:p>
+    <w:p>
+      <w:pPr>
+        <w:pStyle w:val="Heading2"/>
+        <w:rPr>
+          <w:rFonts w:ascii="Times New Roman" w:hAnsi="Times New Roman" w:cs="Times New Roman"/>
+          <w:color w:val="000000" w:themeColor="text1"/>
+          <w:sz w:val="24"/>
+          <w:szCs w:val="24"/>
+        </w:rPr>
+      </w:pPr>
+      <w:r>
+        <w:rPr>
+          <w:rFonts w:ascii="Times New Roman" w:hAnsi="Times New Roman" w:cs="Times New Roman"/>
+          <w:b/>
+          <w:bCs/>
+          <w:color w:val="000000" w:themeColor="text1"/>
+          <w:sz w:val="24"/>
+          <w:szCs w:val="24"/>
+        </w:rPr>
+        <w:t xml:space="preserve">2. Bilimsel Süreç</w:t>
+      </w:r>
+    </w:p>
+    <w:p>
+      <w:pPr>
+        <w:rPr>
+          <w:color w:val="000000" w:themeColor="text1"/>
+        </w:rPr>
+      </w:pPr>
+      <w:r>
+        <w:rPr>
+          <w:color w:val="000000" w:themeColor="text1"/>
+        </w:rPr>
+        <w:t xml:space="preserve">Hidrojen miktarını etkileyen faktörlere yönelik araştırma soruları ve hipotezler oluşturabilirim.</w:t>
+      </w:r>
+    </w:p>
+    <w:p>
+      <w:pPr>
+        <w:rPr>
+          <w:color w:val="000000" w:themeColor="text1"/>
+        </w:rPr>
+      </w:pPr>
+      <w:r>
+        <w:rPr>
+          <w:rFonts w:ascii="Segoe UI Symbol" w:hAnsi="Segoe UI Symbol" w:cs="Segoe UI Symbol"/>
+          <w:color w:val="000000" w:themeColor="text1"/>
+        </w:rPr>
+        <w:t>☐</w:t>
+      </w:r>
+      <w:r>
+        <w:rPr>
+          <w:color w:val="000000" w:themeColor="text1"/>
+        </w:rPr>
+        <w:t xml:space="preserve"> 5  </w:t>
+      </w:r>
+      <w:r>
+        <w:rPr>
+          <w:rFonts w:ascii="Segoe UI Symbol" w:hAnsi="Segoe UI Symbol" w:cs="Segoe UI Symbol"/>
+          <w:color w:val="000000" w:themeColor="text1"/>
+        </w:rPr>
+        <w:t>☐</w:t>
+      </w:r>
+      <w:r>
+        <w:rPr>
+          <w:color w:val="000000" w:themeColor="text1"/>
+        </w:rPr>
+        <w:t xml:space="preserve"> 4  </w:t>
+      </w:r>
+      <w:r>
+        <w:rPr>
+          <w:rFonts w:ascii="Segoe UI Symbol" w:hAnsi="Segoe UI Symbol" w:cs="Segoe UI Symbol"/>
+          <w:color w:val="000000" w:themeColor="text1"/>
+        </w:rPr>
+        <w:t>☐</w:t>
+      </w:r>
+      <w:r>
+        <w:rPr>
+          <w:color w:val="000000" w:themeColor="text1"/>
+        </w:rPr>
+        <w:t xml:space="preserve"> 3  </w:t>
+      </w:r>
+      <w:r>
+        <w:rPr>
+          <w:rFonts w:ascii="Segoe UI Symbol" w:hAnsi="Segoe UI Symbol" w:cs="Segoe UI Symbol"/>
+          <w:color w:val="000000" w:themeColor="text1"/>
+        </w:rPr>
+        <w:t>☐</w:t>
+      </w:r>
+      <w:r>
+        <w:rPr>
+          <w:color w:val="000000" w:themeColor="text1"/>
+        </w:rPr>
+        <w:t xml:space="preserve"> 2  </w:t>
+      </w:r>
+      <w:r>
+        <w:rPr>
+          <w:rFonts w:ascii="Segoe UI Symbol" w:hAnsi="Segoe UI Symbol" w:cs="Segoe UI Symbol"/>
+          <w:color w:val="000000" w:themeColor="text1"/>
+        </w:rPr>
+        <w:t>☐</w:t>
+      </w:r>
+      <w:r>
+        <w:rPr>
+          <w:color w:val="000000" w:themeColor="text1"/>
+        </w:rPr>
+        <w:t xml:space="preserve"> 1</w:t>
+      </w:r>
+    </w:p>
+    <w:p>
+      <w:pPr>
+        <w:rPr>
+          <w:color w:val="000000" w:themeColor="text1"/>
+        </w:rPr>
+      </w:pPr>
+      <w:r>
+        <w:rPr>
+          <w:color w:val="000000" w:themeColor="text1"/>
+        </w:rPr>
+        <w:t xml:space="preserve">Bağımlı, bağımsız ve kontrol değişkenlerini doğru belirleyebilirim.</w:t>
+      </w:r>
+    </w:p>
+    <w:p>
+      <w:pPr>
+        <w:rPr>
+          <w:color w:val="000000" w:themeColor="text1"/>
+        </w:rPr>
+      </w:pPr>
+      <w:r>
+        <w:rPr>
+          <w:rFonts w:ascii="Segoe UI Symbol" w:hAnsi="Segoe UI Symbol" w:cs="Segoe UI Symbol"/>
+          <w:color w:val="000000" w:themeColor="text1"/>
+        </w:rPr>
+        <w:t>☐</w:t>
+      </w:r>
+      <w:r>
+        <w:rPr>
+          <w:color w:val="000000" w:themeColor="text1"/>
+        </w:rPr>
+        <w:t xml:space="preserve"> 5  </w:t>
+      </w:r>
+      <w:r>
+        <w:rPr>
+          <w:rFonts w:ascii="Segoe UI Symbol" w:hAnsi="Segoe UI Symbol" w:cs="Segoe UI Symbol"/>
+          <w:color w:val="000000" w:themeColor="text1"/>
+        </w:rPr>
+        <w:t>☐</w:t>
+      </w:r>
+      <w:r>
+        <w:rPr>
+          <w:color w:val="000000" w:themeColor="text1"/>
+        </w:rPr>
+        <w:t xml:space="preserve"> 4  </w:t>
+      </w:r>
+      <w:r>
+        <w:rPr>
+          <w:rFonts w:ascii="Segoe UI Symbol" w:hAnsi="Segoe UI Symbol" w:cs="Segoe UI Symbol"/>
+          <w:color w:val="000000" w:themeColor="text1"/>
+        </w:rPr>
+        <w:t>☐</w:t>
+      </w:r>
+      <w:r>
+        <w:rPr>
+          <w:color w:val="000000" w:themeColor="text1"/>
+        </w:rPr>
+        <w:t xml:space="preserve"> 3  </w:t>
+      </w:r>
+      <w:r>
+        <w:rPr>
+          <w:rFonts w:ascii="Segoe UI Symbol" w:hAnsi="Segoe UI Symbol" w:cs="Segoe UI Symbol"/>
+          <w:color w:val="000000" w:themeColor="text1"/>
+        </w:rPr>
+        <w:t>☐</w:t>
+      </w:r>
+      <w:r>
+        <w:rPr>
+          <w:color w:val="000000" w:themeColor="text1"/>
+        </w:rPr>
+        <w:t xml:space="preserve"> 2  </w:t>
+      </w:r>
+      <w:r>
+        <w:rPr>
+          <w:rFonts w:ascii="Segoe UI Symbol" w:hAnsi="Segoe UI Symbol" w:cs="Segoe UI Symbol"/>
+          <w:color w:val="000000" w:themeColor="text1"/>
+        </w:rPr>
+        <w:t>☐</w:t>
+      </w:r>
+      <w:r>
+        <w:rPr>
+          <w:color w:val="000000" w:themeColor="text1"/>
+        </w:rPr>
+        <w:t xml:space="preserve"> 1</w:t>
+      </w:r>
+    </w:p>
+    <w:p>
+      <w:pPr>
+        <w:pStyle w:val="Heading2"/>
+        <w:rPr>
+          <w:rFonts w:ascii="Times New Roman" w:hAnsi="Times New Roman" w:cs="Times New Roman"/>
+          <w:color w:val="000000" w:themeColor="text1"/>
+          <w:sz w:val="24"/>
+          <w:szCs w:val="24"/>
+        </w:rPr>
+      </w:pPr>
+      <w:r>
+        <w:rPr>
+          <w:rFonts w:ascii="Times New Roman" w:hAnsi="Times New Roman" w:cs="Times New Roman"/>
+          <w:b/>
+          <w:bCs/>
+          <w:color w:val="000000" w:themeColor="text1"/>
+          <w:sz w:val="24"/>
+          <w:szCs w:val="24"/>
+        </w:rPr>
+        <w:t xml:space="preserve">3. Deney ve İş Birliği</w:t>
+      </w:r>
+    </w:p>
+    <w:p>
+      <w:pPr>
+        <w:rPr>
+          <w:color w:val="000000" w:themeColor="text1"/>
+        </w:rPr>
+      </w:pPr>
+      <w:r>
+        <w:rPr>
+          <w:color w:val="000000" w:themeColor="text1"/>
+        </w:rPr>
+        <w:t xml:space="preserve">Deneyi güvenlik kurallarına uygun şekilde gerçekleştirdim.</w:t>
+      </w:r>
+    </w:p>
+    <w:p>
+      <w:pPr>
+        <w:rPr>
+          <w:color w:val="000000" w:themeColor="text1"/>
+        </w:rPr>
+      </w:pPr>
+      <w:r>
+        <w:rPr>
+          <w:rFonts w:ascii="Segoe UI Symbol" w:hAnsi="Segoe UI Symbol" w:cs="Segoe UI Symbol"/>
+          <w:color w:val="000000" w:themeColor="text1"/>
+        </w:rPr>
+        <w:t>☐</w:t>
+      </w:r>
+      <w:r>
+        <w:rPr>
+          <w:color w:val="000000" w:themeColor="text1"/>
+        </w:rPr>
+        <w:t xml:space="preserve"> 5  </w:t>
+      </w:r>
+      <w:r>
+        <w:rPr>
+          <w:rFonts w:ascii="Segoe UI Symbol" w:hAnsi="Segoe UI Symbol" w:cs="Segoe UI Symbol"/>
+          <w:color w:val="000000" w:themeColor="text1"/>
+        </w:rPr>
+        <w:t>☐</w:t>
+      </w:r>
+      <w:r>
+        <w:rPr>
+          <w:color w:val="000000" w:themeColor="text1"/>
+        </w:rPr>
+        <w:t xml:space="preserve"> 4  </w:t>
+      </w:r>
+      <w:r>
+        <w:rPr>
+          <w:rFonts w:ascii="Segoe UI Symbol" w:hAnsi="Segoe UI Symbol" w:cs="Segoe UI Symbol"/>
+          <w:color w:val="000000" w:themeColor="text1"/>
+        </w:rPr>
+        <w:t>☐</w:t>
+      </w:r>
+      <w:r>
+        <w:rPr>
+          <w:color w:val="000000" w:themeColor="text1"/>
+        </w:rPr>
+        <w:t xml:space="preserve"> 3  </w:t>
+      </w:r>
+      <w:r>
+        <w:rPr>
+          <w:rFonts w:ascii="Segoe UI Symbol" w:hAnsi="Segoe UI Symbol" w:cs="Segoe UI Symbol"/>
+          <w:color w:val="000000" w:themeColor="text1"/>
+        </w:rPr>
+        <w:t>☐</w:t>
+      </w:r>
+      <w:r>
+        <w:rPr>
+          <w:color w:val="000000" w:themeColor="text1"/>
+        </w:rPr>
+        <w:t xml:space="preserve"> 2  </w:t>
+      </w:r>
+      <w:r>
+        <w:rPr>
+          <w:rFonts w:ascii="Segoe UI Symbol" w:hAnsi="Segoe UI Symbol" w:cs="Segoe UI Symbol"/>
+          <w:color w:val="000000" w:themeColor="text1"/>
+        </w:rPr>
+        <w:t>☐</w:t>
+      </w:r>
+      <w:r>
+        <w:rPr>
+          <w:color w:val="000000" w:themeColor="text1"/>
+        </w:rPr>
+        <w:t xml:space="preserve"> 1</w:t>
+      </w:r>
+    </w:p>
+    <w:p>
+      <w:pPr>
+        <w:rPr>
+          <w:color w:val="000000" w:themeColor="text1"/>
+        </w:rPr>
+      </w:pPr>
+      <w:r>
+        <w:rPr>
+          <w:color w:val="000000" w:themeColor="text1"/>
+        </w:rPr>
+        <w:t xml:space="preserve">Grup içinde görev ve sorumluluklarımı yerine getirdim.</w:t>
+      </w:r>
+    </w:p>
+    <w:p>
+      <w:pPr>
+        <w:rPr>
+          <w:color w:val="000000" w:themeColor="text1"/>
+        </w:rPr>
+      </w:pPr>
+      <w:r>
+        <w:rPr>
+          <w:rFonts w:ascii="Segoe UI Symbol" w:hAnsi="Segoe UI Symbol" w:cs="Segoe UI Symbol"/>
+          <w:color w:val="000000" w:themeColor="text1"/>
+        </w:rPr>
+        <w:t>☐</w:t>
+      </w:r>
+      <w:r>
+        <w:rPr>
+          <w:color w:val="000000" w:themeColor="text1"/>
+        </w:rPr>
+        <w:t xml:space="preserve"> 5  </w:t>
+      </w:r>
+      <w:r>
+        <w:rPr>
+          <w:rFonts w:ascii="Segoe UI Symbol" w:hAnsi="Segoe UI Symbol" w:cs="Segoe UI Symbol"/>
+          <w:color w:val="000000" w:themeColor="text1"/>
+        </w:rPr>
+        <w:t>☐</w:t>
+      </w:r>
+      <w:r>
+        <w:rPr>
+          <w:color w:val="000000" w:themeColor="text1"/>
+        </w:rPr>
+        <w:t xml:space="preserve"> 4  </w:t>
+      </w:r>
+      <w:r>
+        <w:rPr>
+          <w:rFonts w:ascii="Segoe UI Symbol" w:hAnsi="Segoe UI Symbol" w:cs="Segoe UI Symbol"/>
+          <w:color w:val="000000" w:themeColor="text1"/>
+        </w:rPr>
+        <w:t>☐</w:t>
+      </w:r>
+      <w:r>
+        <w:rPr>
+          <w:color w:val="000000" w:themeColor="text1"/>
+        </w:rPr>
+        <w:t xml:space="preserve"> 3  </w:t>
+      </w:r>
+      <w:r>
+        <w:rPr>
+          <w:rFonts w:ascii="Segoe UI Symbol" w:hAnsi="Segoe UI Symbol" w:cs="Segoe UI Symbol"/>
+          <w:color w:val="000000" w:themeColor="text1"/>
+        </w:rPr>
+        <w:t>☐</w:t>
+      </w:r>
+      <w:r>
+        <w:rPr>
+          <w:color w:val="000000" w:themeColor="text1"/>
+        </w:rPr>
+        <w:t xml:space="preserve"> 2  </w:t>
+      </w:r>
+      <w:r>
+        <w:rPr>
+          <w:rFonts w:ascii="Segoe UI Symbol" w:hAnsi="Segoe UI Symbol" w:cs="Segoe UI Symbol"/>
+          <w:color w:val="000000" w:themeColor="text1"/>
+        </w:rPr>
+        <w:t>☐</w:t>
+      </w:r>
+      <w:r>
+        <w:rPr>
+          <w:color w:val="000000" w:themeColor="text1"/>
+        </w:rPr>
+        <w:t xml:space="preserve"> 1</w:t>
+      </w:r>
+    </w:p>
+    <w:p>
+      <w:pPr>
+        <w:pStyle w:val="Heading2"/>
+        <w:rPr>
+          <w:rFonts w:ascii="Times New Roman" w:hAnsi="Times New Roman" w:cs="Times New Roman"/>
+          <w:color w:val="000000" w:themeColor="text1"/>
+          <w:sz w:val="24"/>
+          <w:szCs w:val="24"/>
+        </w:rPr>
+      </w:pPr>
+      <w:r>
+        <w:rPr>
+          <w:rFonts w:ascii="Times New Roman" w:hAnsi="Times New Roman" w:cs="Times New Roman"/>
+          <w:b/>
+          <w:bCs/>
+          <w:color w:val="000000" w:themeColor="text1"/>
+          <w:sz w:val="24"/>
+          <w:szCs w:val="24"/>
+        </w:rPr>
+        <w:t xml:space="preserve">4. Sorumlu Karar Verme</w:t>
+      </w:r>
+    </w:p>
+    <w:p>
+      <w:pPr>
+        <w:rPr>
+          <w:color w:val="000000" w:themeColor="text1"/>
+        </w:rPr>
+      </w:pPr>
+      <w:r>
+        <w:rPr>
+          <w:color w:val="000000" w:themeColor="text1"/>
+        </w:rPr>
+        <w:t xml:space="preserve">Deney sonuçlarına göre evsel atıklarla ilgili sorumlu önerilerde bulunabilirim.</w:t>
+      </w:r>
+    </w:p>
+    <w:p>
+      <w:pPr>
+        <w:rPr>
+          <w:color w:val="000000" w:themeColor="text1"/>
+        </w:rPr>
+      </w:pPr>
+      <w:r>
+        <w:rPr>
+          <w:rFonts w:ascii="Segoe UI Symbol" w:hAnsi="Segoe UI Symbol" w:cs="Segoe UI Symbol"/>
+          <w:color w:val="000000" w:themeColor="text1"/>
+        </w:rPr>
+        <w:t>☐</w:t>
+      </w:r>
+      <w:r>
+        <w:rPr>
+          <w:color w:val="000000" w:themeColor="text1"/>
+        </w:rPr>
+        <w:t xml:space="preserve"> 5  </w:t>
+      </w:r>
+      <w:r>
+        <w:rPr>
+          <w:rFonts w:ascii="Segoe UI Symbol" w:hAnsi="Segoe UI Symbol" w:cs="Segoe UI Symbol"/>
+          <w:color w:val="000000" w:themeColor="text1"/>
+        </w:rPr>
+        <w:t>☐</w:t>
+      </w:r>
+      <w:r>
+        <w:rPr>
+          <w:color w:val="000000" w:themeColor="text1"/>
+        </w:rPr>
+        <w:t xml:space="preserve"> 4  </w:t>
+      </w:r>
+      <w:r>
+        <w:rPr>
+          <w:rFonts w:ascii="Segoe UI Symbol" w:hAnsi="Segoe UI Symbol" w:cs="Segoe UI Symbol"/>
+          <w:color w:val="000000" w:themeColor="text1"/>
+        </w:rPr>
+        <w:t>☐</w:t>
+      </w:r>
+      <w:r>
+        <w:rPr>
+          <w:color w:val="000000" w:themeColor="text1"/>
+        </w:rPr>
+        <w:t xml:space="preserve"> 3  </w:t>
+      </w:r>
+      <w:r>
+        <w:rPr>
+          <w:rFonts w:ascii="Segoe UI Symbol" w:hAnsi="Segoe UI Symbol" w:cs="Segoe UI Symbol"/>
+          <w:color w:val="000000" w:themeColor="text1"/>
+        </w:rPr>
+        <w:t>☐</w:t>
+      </w:r>
+      <w:r>
+        <w:rPr>
+          <w:color w:val="000000" w:themeColor="text1"/>
+        </w:rPr>
+        <w:t xml:space="preserve"> 2  </w:t>
+      </w:r>
+      <w:r>
+        <w:rPr>
+          <w:rFonts w:ascii="Segoe UI Symbol" w:hAnsi="Segoe UI Symbol" w:cs="Segoe UI Symbol"/>
+          <w:color w:val="000000" w:themeColor="text1"/>
+        </w:rPr>
+        <w:t>☐</w:t>
+      </w:r>
+      <w:r>
+        <w:rPr>
+          <w:color w:val="000000" w:themeColor="text1"/>
+        </w:rPr>
+        <w:t xml:space="preserve"> 1</w:t>
+      </w:r>
+    </w:p>
+    <w:p>
+      <w:pPr>
+        <w:pStyle w:val="Heading2"/>
+        <w:rPr>
+          <w:rFonts w:ascii="Times New Roman" w:hAnsi="Times New Roman" w:cs="Times New Roman"/>
+          <w:b/>
+          <w:bCs/>
+          <w:color w:val="000000" w:themeColor="text1"/>
+          <w:sz w:val="24"/>
+          <w:szCs w:val="24"/>
+        </w:rPr>
+      </w:pPr>
+      <w:r>
+        <w:rPr>
+          <w:rFonts w:ascii="Times New Roman" w:hAnsi="Times New Roman" w:cs="Times New Roman"/>
+          <w:b/>
+          <w:bCs/>
+          <w:color w:val="000000" w:themeColor="text1"/>
+          <w:sz w:val="24"/>
+          <w:szCs w:val="24"/>
+        </w:rPr>
+        <w:t xml:space="preserve">Kısa Yorumum</w:t>
+      </w:r>
+    </w:p>
+    <w:p>
+      <w:pPr>
+        <w:rPr>
+          <w:color w:val="000000" w:themeColor="text1"/>
+        </w:rPr>
+      </w:pPr>
+      <w:r>
+        <w:rPr>
+          <w:color w:val="000000" w:themeColor="text1"/>
+        </w:rPr>
+        <w:t xml:space="preserve">Bu süreci kolaylaştıran davranışlarım: ....................................................................................................</w:t>
+      </w:r>
+    </w:p>
+    <w:p>
+      <w:pPr>
+        <w:rPr>
+          <w:color w:val="000000" w:themeColor="text1"/>
+        </w:rPr>
+      </w:pPr>
+      <w:r>
+        <w:rPr>
+          <w:color w:val="000000" w:themeColor="text1"/>
+        </w:rPr>
+        <w:t xml:space="preserve">Bir dahaki sefere farklı yapacaklarım: ....................................................................................................</w:t>
+      </w:r>
+    </w:p>
+    <w:p>
+      <w:pPr>
+        <w:rPr>
+          <w:color w:val="000000" w:themeColor="text1"/>
+        </w:rPr>
+      </w:pPr>
+      <w:r>
+        <w:rPr>
+          <w:color w:val="000000" w:themeColor="text1"/>
+        </w:rPr>
+        <w:t xml:space="preserve">Bu süreçte hissettiklerim: ....................................................................................................</w:t>
+      </w:r>
+    </w:p>
+    <w:p>
+      <w:pPr>
+        <w:rPr>
+          <w:color w:val="000000" w:themeColor="text1"/>
+          <w:lang w:val="tr-TR"/>
+        </w:rPr>
+      </w:pPr>
+      <w:r>
+        <w:br w:type="page"/>
+      </w:r>
+    </w:p>
+    <w:p>
+      <w:pPr>
+        <w:rPr>
+          <w:b/>
+          <w:bCs/>
+          <w:color w:val="000000" w:themeColor="text1"/>
+          <w:lang w:val="tr-TR"/>
+        </w:rPr>
+      </w:pPr>
+      <w:r>
+        <w:rPr>
+          <w:b/>
+          <w:bCs/>
+          <w:color w:val="000000" w:themeColor="text1"/>
+          <w:shd w:val="clear" w:color="auto" w:fill="FFC000"/>
+          <w:lang w:val="tr-TR"/>
+        </w:rPr>
+        <w:lastRenderedPageBreak/>
+        <w:t xml:space="preserve">Performans Görevi 3.1.-Dereceli Puanlama Anahtarı </w:t>
+      </w:r>
+    </w:p>
+    <w:p>
+      <w:pPr>
+        <w:rPr>
+          <w:b/>
+          <w:bCs/>
+          <w:color w:val="000000" w:themeColor="text1"/>
+          <w:lang w:val="tr-TR"/>
+        </w:rPr>
+      </w:pPr>
+      <w:r>
+        <w:rPr>
+          <w:b/>
+          <w:bCs/>
+          <w:color w:val="000000" w:themeColor="text1"/>
+          <w:lang w:val="tr-TR"/>
+        </w:rPr>
+        <w:t xml:space="preserve">Öğrencinin Adı Soyadı: </w:t>
+      </w:r>
+      <w:r>
+        <w:rPr>
+          <w:b/>
+          <w:bCs/>
+          <w:color w:val="000000" w:themeColor="text1"/>
+          <w:lang w:val="tr-TR"/>
+        </w:rPr>
+        <w:tab/>
+      </w:r>
+      <w:r>
+        <w:rPr>
+          <w:b/>
+          <w:bCs/>
+          <w:color w:val="000000" w:themeColor="text1"/>
+          <w:lang w:val="tr-TR"/>
+        </w:rPr>
+        <w:tab/>
+      </w:r>
+      <w:r>
+        <w:rPr>
+          <w:b/>
+          <w:bCs/>
+          <w:color w:val="000000" w:themeColor="text1"/>
+          <w:lang w:val="tr-TR"/>
+        </w:rPr>
+        <w:tab/>
+        <w:t>Numarası:</w:t>
+      </w:r>
+      <w:r>
+        <w:rPr>
+          <w:b/>
+          <w:bCs/>
+          <w:color w:val="000000" w:themeColor="text1"/>
+          <w:lang w:val="tr-TR"/>
+        </w:rPr>
+        <w:tab/>
+      </w:r>
+      <w:r>
+        <w:rPr>
+          <w:b/>
+          <w:bCs/>
+          <w:color w:val="000000" w:themeColor="text1"/>
           <w:lang w:val="tr-TR"/>
         </w:rPr>
         <w:tab/>
@@ -780,31 +1330,31 @@
         <w:tblLook w:val="04A0" w:firstRow="1" w:lastRow="0" w:firstColumn="1" w:lastColumn="0" w:noHBand="0" w:noVBand="1"/>
       </w:tblPr>
       <w:tblGrid>
-        <w:gridCol w:w="1559"/>
-        <w:gridCol w:w="1746"/>
-        <w:gridCol w:w="1739"/>
-        <w:gridCol w:w="1939"/>
-        <w:gridCol w:w="1653"/>
-        <w:gridCol w:w="714"/>
+        <w:gridCol w:w="1609"/>
+        <w:gridCol w:w="1593"/>
+        <w:gridCol w:w="1830"/>
+        <w:gridCol w:w="2027"/>
+        <w:gridCol w:w="1610"/>
+        <w:gridCol w:w="681"/>
       </w:tblGrid>
       <w:tr>
         <w:tc>
           <w:tcPr>
-            <w:tcW w:w="1532" w:type="dxa"/>
+            <w:tcW w:w="1440" w:type="dxa"/>
           </w:tcPr>
           <w:p>
             <w:pPr>
               <w:rPr>
                 <w:b/>
                 <w:bCs/>
-                <w:lang w:val="tr-TR"/>
+                <w:color w:val="000000" w:themeColor="text1"/>
               </w:rPr>
             </w:pPr>
             <w:r>
               <w:rPr>
                 <w:b/>
                 <w:bCs/>
-                <w:lang w:val="tr-TR"/>
+                <w:color w:val="000000" w:themeColor="text1"/>
               </w:rPr>
               <w:t>Ölçüt</w:t>
             </w:r>
@@ -812,7 +1362,7 @@
               <w:rPr>
                 <w:b/>
                 <w:bCs/>
-                <w:lang w:val="tr-TR"/>
+                <w:color w:val="000000" w:themeColor="text1"/>
               </w:rPr>
               <w:t>ler</w:t>
             </w:r>
@@ -820,19 +1370,21 @@
         </w:tc>
         <w:tc>
           <w:tcPr>
-            <w:tcW w:w="1717" w:type="dxa"/>
+            <w:tcW w:w="1440" w:type="dxa"/>
           </w:tcPr>
           <w:p>
             <w:pPr>
               <w:rPr>
-                <w:lang w:val="tr-TR"/>
+                <w:b/>
+                <w:bCs/>
+                <w:color w:val="000000" w:themeColor="text1"/>
               </w:rPr>
             </w:pPr>
             <w:r>
               <w:rPr>
                 <w:b/>
                 <w:bCs/>
-                <w:lang w:val="tr-TR"/>
+                <w:color w:val="000000" w:themeColor="text1"/>
               </w:rPr>
               <w:t>4 (Çok İyi)</w:t>
             </w:r>
@@ -840,19 +1392,21 @@
         </w:tc>
         <w:tc>
           <w:tcPr>
-            <w:tcW w:w="1794" w:type="dxa"/>
+            <w:tcW w:w="1440" w:type="dxa"/>
           </w:tcPr>
           <w:p>
             <w:pPr>
               <w:rPr>
-                <w:lang w:val="tr-TR"/>
+                <w:b/>
+                <w:bCs/>
+                <w:color w:val="000000" w:themeColor="text1"/>
               </w:rPr>
             </w:pPr>
             <w:r>
               <w:rPr>
                 <w:b/>
                 <w:bCs/>
-                <w:lang w:val="tr-TR"/>
+                <w:color w:val="000000" w:themeColor="text1"/>
               </w:rPr>
               <w:t>3 (İyi)</w:t>
             </w:r>
@@ -860,19 +1414,21 @@
         </w:tc>
         <w:tc>
           <w:tcPr>
-            <w:tcW w:w="1754" w:type="dxa"/>
+            <w:tcW w:w="1440" w:type="dxa"/>
           </w:tcPr>
           <w:p>
             <w:pPr>
               <w:rPr>
-                <w:lang w:val="tr-TR"/>
+                <w:b/>
+                <w:bCs/>
+                <w:color w:val="000000" w:themeColor="text1"/>
               </w:rPr>
             </w:pPr>
             <w:r>
               <w:rPr>
                 <w:b/>
                 <w:bCs/>
-                <w:lang w:val="tr-TR"/>
+                <w:color w:val="000000" w:themeColor="text1"/>
               </w:rPr>
               <w:t>2 (Geliştirilmeli)</w:t>
             </w:r>
@@ -880,19 +1436,21 @@
         </w:tc>
         <w:tc>
           <w:tcPr>
-            <w:tcW w:w="1803" w:type="dxa"/>
+            <w:tcW w:w="1440" w:type="dxa"/>
           </w:tcPr>
           <w:p>
             <w:pPr>
               <w:rPr>
-                <w:lang w:val="tr-TR"/>
+                <w:b/>
+                <w:bCs/>
+                <w:color w:val="000000" w:themeColor="text1"/>
               </w:rPr>
             </w:pPr>
             <w:r>
               <w:rPr>
                 <w:b/>
                 <w:bCs/>
-                <w:lang w:val="tr-TR"/>
+                <w:color w:val="000000" w:themeColor="text1"/>
               </w:rPr>
               <w:t>1 (Yetersiz)</w:t>
             </w:r>
@@ -900,21 +1458,21 @@
         </w:tc>
         <w:tc>
           <w:tcPr>
-            <w:tcW w:w="750" w:type="dxa"/>
+            <w:tcW w:w="1440" w:type="dxa"/>
           </w:tcPr>
           <w:p>
             <w:pPr>
               <w:rPr>
                 <w:b/>
                 <w:bCs/>
-                <w:lang w:val="tr-TR"/>
+                <w:color w:val="000000" w:themeColor="text1"/>
               </w:rPr>
             </w:pPr>
             <w:r>
               <w:rPr>
                 <w:b/>
                 <w:bCs/>
-                <w:lang w:val="tr-TR"/>
+                <w:color w:val="000000" w:themeColor="text1"/>
               </w:rPr>
               <w:t>Puan</w:t>
             </w:r>
@@ -924,182 +1482,102 @@
       <w:tr>
         <w:tc>
           <w:tcPr>
-            <w:tcW w:w="1532" w:type="dxa"/>
+            <w:tcW w:w="1440" w:type="dxa"/>
           </w:tcPr>
           <w:p>
             <w:pPr>
               <w:rPr>
-                <w:b/>
-                <w:bCs/>
-                <w:lang w:val="tr-TR"/>
+                <w:color w:val="000000" w:themeColor="text1"/>
               </w:rPr>
             </w:pPr>
             <w:r>
               <w:rPr>
-                <w:lang w:val="tr-TR"/>
-              </w:rPr>
-              <w:t>Problemi Belirleme</w:t>
+                <w:color w:val="000000" w:themeColor="text1"/>
+              </w:rPr>
+              <w:t xml:space="preserve">Araştırma sorularını belirleme</w:t>
             </w:r>
           </w:p>
         </w:tc>
         <w:tc>
           <w:tcPr>
-            <w:tcW w:w="1717" w:type="dxa"/>
+            <w:tcW w:w="1440" w:type="dxa"/>
           </w:tcPr>
           <w:p>
             <w:pPr>
               <w:rPr>
-                <w:lang w:val="tr-TR"/>
+                <w:color w:val="000000" w:themeColor="text1"/>
               </w:rPr>
             </w:pPr>
             <w:r>
               <w:rPr>
-                <w:lang w:val="tr-TR"/>
-              </w:rPr>
-              <w:t>Problem açık, doğru ve detaylı olarak tanımlanmış; yerel ve küresel etkileri bağlantılı şekilde belirtilmiş</w:t>
-            </w:r>
-            <w:r>
-              <w:rPr>
-                <w:lang w:val="tr-TR"/>
-              </w:rPr>
-              <w:t>.</w:t>
+                <w:color w:val="000000" w:themeColor="text1"/>
+              </w:rPr>
+              <w:t xml:space="preserve">Hidrojen miktarını etkileyen faktörlere yönelik açık ve araştırılabilir sorular belirlenmiştir.</w:t>
             </w:r>
           </w:p>
         </w:tc>
         <w:tc>
           <w:tcPr>
-            <w:tcW w:w="1794" w:type="dxa"/>
+            <w:tcW w:w="1440" w:type="dxa"/>
           </w:tcPr>
           <w:p>
             <w:pPr>
               <w:rPr>
-                <w:lang w:val="tr-TR"/>
+                <w:color w:val="000000" w:themeColor="text1"/>
               </w:rPr>
             </w:pPr>
             <w:r>
               <w:rPr>
-                <w:lang w:val="tr-TR"/>
-              </w:rPr>
-              <w:t>Problem doğru olarak tanımlanmış</w:t>
-            </w:r>
-            <w:r>
-              <w:rPr>
-                <w:lang w:val="tr-TR"/>
-              </w:rPr>
-              <w:t xml:space="preserve">, ancak </w:t>
-            </w:r>
-            <w:r>
-              <w:rPr>
-                <w:lang w:val="tr-TR"/>
-              </w:rPr>
-              <w:t>bazı detaylar eksik</w:t>
-            </w:r>
-            <w:r>
-              <w:rPr>
-                <w:lang w:val="tr-TR"/>
-              </w:rPr>
-              <w:t>tir.</w:t>
-            </w:r>
-            <w:r>
-              <w:rPr>
-                <w:lang w:val="tr-TR"/>
-              </w:rPr>
-              <w:t xml:space="preserve">         </w:t>
+                <w:color w:val="000000" w:themeColor="text1"/>
+              </w:rPr>
+              <w:t xml:space="preserve">Araştırma soruları uygundur, küçük eksikler vardır.</w:t>
             </w:r>
           </w:p>
         </w:tc>
         <w:tc>
           <w:tcPr>
-            <w:tcW w:w="1754" w:type="dxa"/>
+            <w:tcW w:w="1440" w:type="dxa"/>
           </w:tcPr>
           <w:p>
             <w:pPr>
               <w:rPr>
-                <w:lang w:val="tr-TR"/>
+                <w:color w:val="000000" w:themeColor="text1"/>
               </w:rPr>
             </w:pPr>
             <w:r>
               <w:rPr>
-                <w:lang w:val="tr-TR"/>
-              </w:rPr>
-              <w:t xml:space="preserve">Problem kısmen </w:t>
-            </w:r>
-            <w:r>
-              <w:rPr>
-                <w:lang w:val="tr-TR"/>
-              </w:rPr>
-              <w:t>tanımlanmış</w:t>
-            </w:r>
-            <w:r>
-              <w:rPr>
-                <w:lang w:val="tr-TR"/>
-              </w:rPr>
-              <w:t xml:space="preserve">, </w:t>
-            </w:r>
-            <w:r>
-              <w:rPr>
-                <w:lang w:val="tr-TR"/>
-              </w:rPr>
-              <w:t>bazı</w:t>
-            </w:r>
-            <w:r>
-              <w:rPr>
-                <w:lang w:val="tr-TR"/>
-              </w:rPr>
-              <w:t xml:space="preserve"> yanlış veya eksik bilgiler var</w:t>
-            </w:r>
-            <w:r>
-              <w:rPr>
-                <w:lang w:val="tr-TR"/>
-              </w:rPr>
-              <w:t>.</w:t>
+                <w:color w:val="000000" w:themeColor="text1"/>
+              </w:rPr>
+              <w:t xml:space="preserve">Soruların bir kısmı araştırılabilir değildir.</w:t>
             </w:r>
           </w:p>
         </w:tc>
         <w:tc>
           <w:tcPr>
-            <w:tcW w:w="1803" w:type="dxa"/>
+            <w:tcW w:w="1440" w:type="dxa"/>
           </w:tcPr>
           <w:p>
             <w:pPr>
               <w:rPr>
-                <w:lang w:val="tr-TR"/>
+                <w:color w:val="000000" w:themeColor="text1"/>
               </w:rPr>
             </w:pPr>
             <w:r>
               <w:rPr>
-                <w:lang w:val="tr-TR"/>
-              </w:rPr>
-              <w:t xml:space="preserve">Problem yanlış tanımlanmış veya </w:t>
-            </w:r>
-            <w:r>
-              <w:rPr>
-                <w:lang w:val="tr-TR"/>
-              </w:rPr>
-              <w:t xml:space="preserve">hiç </w:t>
-            </w:r>
-            <w:r>
-              <w:rPr>
-                <w:lang w:val="tr-TR"/>
-              </w:rPr>
-              <w:t>tanımlanmamış</w:t>
-            </w:r>
-            <w:r>
-              <w:rPr>
-                <w:lang w:val="tr-TR"/>
-              </w:rPr>
-              <w:t>.</w:t>
+                <w:color w:val="000000" w:themeColor="text1"/>
+              </w:rPr>
+              <w:t xml:space="preserve">Araştırma sorusu belirlenmemiştir.</w:t>
             </w:r>
           </w:p>
         </w:tc>
         <w:tc>
           <w:tcPr>
-            <w:tcW w:w="750" w:type="dxa"/>
+            <w:tcW w:w="1440" w:type="dxa"/>
           </w:tcPr>
           <w:p>
             <w:pPr>
               <w:rPr>
-                <w:lang w:val="tr-TR"/>
+                <w:color w:val="000000" w:themeColor="text1"/>
               </w:rPr>
             </w:pPr>
           </w:p>
@@ -1108,176 +1586,102 @@
       <w:tr>
         <w:tc>
           <w:tcPr>
-            <w:tcW w:w="1532" w:type="dxa"/>
+            <w:tcW w:w="1440" w:type="dxa"/>
           </w:tcPr>
           <w:p>
             <w:pPr>
               <w:rPr>
-                <w:b/>
-                <w:bCs/>
-                <w:lang w:val="tr-TR"/>
+                <w:color w:val="000000" w:themeColor="text1"/>
               </w:rPr>
             </w:pPr>
             <w:r>
               <w:rPr>
-                <w:lang w:val="tr-TR"/>
-              </w:rPr>
-              <w:t>Problemin Ekosistem Üzerindeki Etkilerini Özetleme</w:t>
+                <w:color w:val="000000" w:themeColor="text1"/>
+              </w:rPr>
+              <w:t xml:space="preserve">Neden-sonuç ilişkisi belirleme</w:t>
             </w:r>
           </w:p>
         </w:tc>
         <w:tc>
           <w:tcPr>
-            <w:tcW w:w="1717" w:type="dxa"/>
+            <w:tcW w:w="1440" w:type="dxa"/>
           </w:tcPr>
           <w:p>
             <w:pPr>
               <w:rPr>
-                <w:lang w:val="tr-TR"/>
+                <w:color w:val="000000" w:themeColor="text1"/>
               </w:rPr>
             </w:pPr>
             <w:r>
               <w:rPr>
-                <w:lang w:val="tr-TR"/>
-              </w:rPr>
-              <w:t>Havanın, suyun, toprağın ve canlıların etkileri ayrıntılı ve doğru biçimde özetlenmiş</w:t>
-            </w:r>
-            <w:r>
-              <w:rPr>
-                <w:lang w:val="tr-TR"/>
-              </w:rPr>
-              <w:t>.</w:t>
+                <w:color w:val="000000" w:themeColor="text1"/>
+              </w:rPr>
+              <w:t xml:space="preserve">Evsel atık türü ile hidrojen miktarı arasındaki neden-sonuç ilişkisi açıkça ortaya konmuştur.</w:t>
             </w:r>
           </w:p>
         </w:tc>
         <w:tc>
           <w:tcPr>
-            <w:tcW w:w="1794" w:type="dxa"/>
+            <w:tcW w:w="1440" w:type="dxa"/>
           </w:tcPr>
           <w:p>
             <w:pPr>
               <w:rPr>
-                <w:lang w:val="tr-TR"/>
+                <w:color w:val="000000" w:themeColor="text1"/>
               </w:rPr>
             </w:pPr>
             <w:r>
               <w:rPr>
-                <w:lang w:val="tr-TR"/>
-              </w:rPr>
-              <w:t>Temel etkiler doğru şekilde özetlenmiş</w:t>
-            </w:r>
-            <w:r>
-              <w:rPr>
-                <w:lang w:val="tr-TR"/>
-              </w:rPr>
-              <w:t>, ancak</w:t>
-            </w:r>
-            <w:r>
-              <w:rPr>
-                <w:lang w:val="tr-TR"/>
-              </w:rPr>
-              <w:t xml:space="preserve"> bazı ayrıntılar eksik</w:t>
-            </w:r>
-            <w:r>
-              <w:rPr>
-                <w:lang w:val="tr-TR"/>
-              </w:rPr>
-              <w:t>tir.</w:t>
+                <w:color w:val="000000" w:themeColor="text1"/>
+              </w:rPr>
+              <w:t xml:space="preserve">İlişki belirlenmiş, açıklama sınırlıdır.</w:t>
             </w:r>
           </w:p>
         </w:tc>
         <w:tc>
           <w:tcPr>
-            <w:tcW w:w="1754" w:type="dxa"/>
+            <w:tcW w:w="1440" w:type="dxa"/>
           </w:tcPr>
           <w:p>
             <w:pPr>
               <w:rPr>
-                <w:lang w:val="tr-TR"/>
+                <w:color w:val="000000" w:themeColor="text1"/>
               </w:rPr>
             </w:pPr>
             <w:r>
               <w:rPr>
-                <w:lang w:val="tr-TR"/>
-              </w:rPr>
-              <w:t>Etkiler kısmen doğru</w:t>
-            </w:r>
-            <w:r>
-              <w:rPr>
-                <w:lang w:val="tr-TR"/>
-              </w:rPr>
-              <w:t>dur, ancak</w:t>
-            </w:r>
-            <w:r>
-              <w:rPr>
-                <w:lang w:val="tr-TR"/>
-              </w:rPr>
-              <w:t xml:space="preserve"> bazı önemli etkiler göz ardı edilmi</w:t>
-            </w:r>
-            <w:r>
-              <w:rPr>
-                <w:lang w:val="tr-TR"/>
-              </w:rPr>
-              <w:t>ş.</w:t>
+                <w:color w:val="000000" w:themeColor="text1"/>
+              </w:rPr>
+              <w:t xml:space="preserve">İlişki kısmen ve belirsiz ifade edilmiştir.</w:t>
             </w:r>
           </w:p>
         </w:tc>
         <w:tc>
           <w:tcPr>
-            <w:tcW w:w="1803" w:type="dxa"/>
+            <w:tcW w:w="1440" w:type="dxa"/>
           </w:tcPr>
           <w:p>
             <w:pPr>
               <w:rPr>
-                <w:lang w:val="tr-TR"/>
+                <w:color w:val="000000" w:themeColor="text1"/>
               </w:rPr>
             </w:pPr>
             <w:r>
               <w:rPr>
-                <w:lang w:val="tr-TR"/>
-              </w:rPr>
-              <w:t>Etkiler yanlış</w:t>
-            </w:r>
-            <w:r>
-              <w:rPr>
-                <w:lang w:val="tr-TR"/>
-              </w:rPr>
-              <w:t>tır</w:t>
-            </w:r>
-            <w:r>
-              <w:rPr>
-                <w:lang w:val="tr-TR"/>
-              </w:rPr>
-              <w:t xml:space="preserve"> veya eksik</w:t>
-            </w:r>
-            <w:r>
-              <w:rPr>
-                <w:lang w:val="tr-TR"/>
-              </w:rPr>
-              <w:t>tir,</w:t>
-            </w:r>
-            <w:r>
-              <w:rPr>
-                <w:lang w:val="tr-TR"/>
-              </w:rPr>
-              <w:t xml:space="preserve"> özet yok</w:t>
-            </w:r>
-            <w:r>
-              <w:rPr>
-                <w:lang w:val="tr-TR"/>
-              </w:rPr>
-              <w:t>tur.</w:t>
+                <w:color w:val="000000" w:themeColor="text1"/>
+              </w:rPr>
+              <w:t xml:space="preserve">Neden-sonuç ilişkisi kurulmamıştır.</w:t>
             </w:r>
           </w:p>
         </w:tc>
         <w:tc>
           <w:tcPr>
-            <w:tcW w:w="750" w:type="dxa"/>
+            <w:tcW w:w="1440" w:type="dxa"/>
           </w:tcPr>
           <w:p>
             <w:pPr>
               <w:rPr>
-                <w:lang w:val="tr-TR"/>
+                <w:color w:val="000000" w:themeColor="text1"/>
               </w:rPr>
             </w:pPr>
           </w:p>
@@ -1286,129 +1690,102 @@
       <w:tr>
         <w:tc>
           <w:tcPr>
-            <w:tcW w:w="1532" w:type="dxa"/>
+            <w:tcW w:w="1440" w:type="dxa"/>
           </w:tcPr>
           <w:p>
             <w:pPr>
               <w:rPr>
-                <w:b/>
-                <w:bCs/>
-                <w:lang w:val="tr-TR"/>
+                <w:color w:val="000000" w:themeColor="text1"/>
               </w:rPr>
             </w:pPr>
             <w:r>
               <w:rPr>
-                <w:lang w:val="tr-TR"/>
-              </w:rPr>
-              <w:lastRenderedPageBreak/>
-              <w:t>Çözüme Yönelik Tahminlerde Bulunma</w:t>
+                <w:color w:val="000000" w:themeColor="text1"/>
+              </w:rPr>
+              <w:t xml:space="preserve">Bağımlı, bağımsız ve kontrol değişkenlerini belirleme</w:t>
             </w:r>
           </w:p>
         </w:tc>
         <w:tc>
           <w:tcPr>
-            <w:tcW w:w="1717" w:type="dxa"/>
+            <w:tcW w:w="1440" w:type="dxa"/>
           </w:tcPr>
           <w:p>
             <w:pPr>
               <w:rPr>
-                <w:lang w:val="tr-TR"/>
+                <w:color w:val="000000" w:themeColor="text1"/>
               </w:rPr>
             </w:pPr>
             <w:r>
               <w:rPr>
-                <w:lang w:val="tr-TR"/>
-              </w:rPr>
-              <w:t>Çözüm önerileri yaratıcı, uygulanabilir ve veriye dayalı olarak sunulmuş</w:t>
-            </w:r>
-            <w:r>
-              <w:rPr>
-                <w:lang w:val="tr-TR"/>
-              </w:rPr>
-              <w:t>.</w:t>
+                <w:color w:val="000000" w:themeColor="text1"/>
+              </w:rPr>
+              <w:t xml:space="preserve">Tüm değişkenler doğru ve eksiksiz belirlenmiştir.</w:t>
             </w:r>
           </w:p>
         </w:tc>
         <w:tc>
           <w:tcPr>
-            <w:tcW w:w="1794" w:type="dxa"/>
+            <w:tcW w:w="1440" w:type="dxa"/>
           </w:tcPr>
           <w:p>
             <w:pPr>
               <w:rPr>
-                <w:lang w:val="tr-TR"/>
+                <w:color w:val="000000" w:themeColor="text1"/>
               </w:rPr>
             </w:pPr>
             <w:r>
               <w:rPr>
-                <w:lang w:val="tr-TR"/>
-              </w:rPr>
-              <w:t>Çözüm önerileri uygulanabilir ve mantıklı şekilde sunulmuş</w:t>
-            </w:r>
-            <w:r>
-              <w:rPr>
-                <w:lang w:val="tr-TR"/>
-              </w:rPr>
-              <w:t>tur, ancak veriye dayalı değildir.</w:t>
+                <w:color w:val="000000" w:themeColor="text1"/>
+              </w:rPr>
+              <w:t xml:space="preserve">Değişkenler büyük ölçüde doğru belirlenmiştir.</w:t>
             </w:r>
           </w:p>
         </w:tc>
         <w:tc>
           <w:tcPr>
-            <w:tcW w:w="1754" w:type="dxa"/>
+            <w:tcW w:w="1440" w:type="dxa"/>
           </w:tcPr>
           <w:p>
             <w:pPr>
               <w:rPr>
-                <w:lang w:val="tr-TR"/>
+                <w:color w:val="000000" w:themeColor="text1"/>
               </w:rPr>
             </w:pPr>
             <w:r>
               <w:rPr>
-                <w:lang w:val="tr-TR"/>
-              </w:rPr>
-              <w:t>Çözüm önerileri sınırlı veya kısmen uygulanabilir</w:t>
-            </w:r>
-            <w:r>
-              <w:rPr>
-                <w:lang w:val="tr-TR"/>
-              </w:rPr>
-              <w:t>.</w:t>
+                <w:color w:val="000000" w:themeColor="text1"/>
+              </w:rPr>
+              <w:t xml:space="preserve">Değişkenlerin bir kısmı hatalıdır.</w:t>
             </w:r>
           </w:p>
         </w:tc>
         <w:tc>
           <w:tcPr>
-            <w:tcW w:w="1803" w:type="dxa"/>
+            <w:tcW w:w="1440" w:type="dxa"/>
           </w:tcPr>
           <w:p>
             <w:pPr>
               <w:rPr>
-                <w:lang w:val="tr-TR"/>
+                <w:color w:val="000000" w:themeColor="text1"/>
               </w:rPr>
             </w:pPr>
             <w:r>
               <w:rPr>
-                <w:lang w:val="tr-TR"/>
-              </w:rPr>
-              <w:t>Çözüm önerileri yok veya uygulanamaz</w:t>
-            </w:r>
-            <w:r>
-              <w:rPr>
-                <w:lang w:val="tr-TR"/>
-              </w:rPr>
-              <w:t>.</w:t>
+                <w:color w:val="000000" w:themeColor="text1"/>
+              </w:rPr>
+              <w:t xml:space="preserve">Değişkenler belirlenmemiştir.</w:t>
             </w:r>
           </w:p>
         </w:tc>
         <w:tc>
           <w:tcPr>
-            <w:tcW w:w="750" w:type="dxa"/>
+            <w:tcW w:w="1440" w:type="dxa"/>
           </w:tcPr>
           <w:p>
             <w:pPr>
               <w:rPr>
-                <w:lang w:val="tr-TR"/>
+                <w:color w:val="000000" w:themeColor="text1"/>
               </w:rPr>
             </w:pPr>
           </w:p>
@@ -1417,162 +1794,102 @@
       <w:tr>
         <w:tc>
           <w:tcPr>
-            <w:tcW w:w="1532" w:type="dxa"/>
+            <w:tcW w:w="1440" w:type="dxa"/>
           </w:tcPr>
           <w:p>
             <w:pPr>
               <w:rPr>
-                <w:lang w:val="tr-TR"/>
+                <w:color w:val="000000" w:themeColor="text1"/>
               </w:rPr>
             </w:pPr>
             <w:r>
               <w:rPr>
-                <w:lang w:val="tr-TR"/>
-              </w:rPr>
-              <w:t>Tahminler Üzerinden Akıl Yürütme</w:t>
+                <w:color w:val="000000" w:themeColor="text1"/>
+              </w:rPr>
+              <w:t xml:space="preserve">Deney yapabilme ve raporlama</w:t>
             </w:r>
           </w:p>
         </w:tc>
         <w:tc>
           <w:tcPr>
-            <w:tcW w:w="1717" w:type="dxa"/>
+            <w:tcW w:w="1440" w:type="dxa"/>
           </w:tcPr>
           <w:p>
             <w:pPr>
               <w:rPr>
-                <w:lang w:val="tr-TR"/>
+                <w:color w:val="000000" w:themeColor="text1"/>
               </w:rPr>
             </w:pPr>
             <w:r>
               <w:rPr>
-                <w:lang w:val="tr-TR"/>
-              </w:rPr>
-              <w:t>Tahminlerin dayanakları açıklanmış, mantıklı bağlantılar kurulmuş ve neden-sonuç ilişkisi net olarak belirtilmiş</w:t>
-            </w:r>
-            <w:r>
-              <w:rPr>
-                <w:lang w:val="tr-TR"/>
-              </w:rPr>
-              <w:t>.</w:t>
+                <w:color w:val="000000" w:themeColor="text1"/>
+              </w:rPr>
+              <w:t xml:space="preserve">Deney basamakları güvenli şekilde uygulanmış, sonuçlar ve öneriler raporda düzenli sunulmuştur.</w:t>
             </w:r>
           </w:p>
         </w:tc>
         <w:tc>
           <w:tcPr>
-            <w:tcW w:w="1794" w:type="dxa"/>
+            <w:tcW w:w="1440" w:type="dxa"/>
           </w:tcPr>
           <w:p>
             <w:pPr>
               <w:rPr>
-                <w:lang w:val="tr-TR"/>
+                <w:color w:val="000000" w:themeColor="text1"/>
               </w:rPr>
             </w:pPr>
             <w:r>
               <w:rPr>
-                <w:lang w:val="tr-TR"/>
-              </w:rPr>
-              <w:t>Tahminler mantıklı</w:t>
-            </w:r>
-            <w:r>
-              <w:rPr>
-                <w:lang w:val="tr-TR"/>
-              </w:rPr>
-              <w:t>dır,</w:t>
-            </w:r>
-            <w:r>
-              <w:rPr>
-                <w:lang w:val="tr-TR"/>
-              </w:rPr>
-              <w:t xml:space="preserve"> bazı neden-sonuç ilişkileri eksik</w:t>
-            </w:r>
-            <w:r>
-              <w:rPr>
-                <w:lang w:val="tr-TR"/>
-              </w:rPr>
-              <w:t>tir.</w:t>
+                <w:color w:val="000000" w:themeColor="text1"/>
+              </w:rPr>
+              <w:t xml:space="preserve">Deney yapılmış, raporda küçük eksikler vardır.</w:t>
             </w:r>
           </w:p>
         </w:tc>
         <w:tc>
           <w:tcPr>
-            <w:tcW w:w="1754" w:type="dxa"/>
+            <w:tcW w:w="1440" w:type="dxa"/>
           </w:tcPr>
           <w:p>
             <w:pPr>
               <w:rPr>
-                <w:lang w:val="tr-TR"/>
+                <w:color w:val="000000" w:themeColor="text1"/>
               </w:rPr>
             </w:pPr>
             <w:r>
               <w:rPr>
-                <w:lang w:val="tr-TR"/>
-              </w:rPr>
-              <w:t>Tahminler kısmen mantıklı</w:t>
-            </w:r>
-            <w:r>
-              <w:rPr>
-                <w:lang w:val="tr-TR"/>
-              </w:rPr>
-              <w:t>dır.</w:t>
-            </w:r>
-            <w:r>
-              <w:rPr>
-                <w:lang w:val="tr-TR"/>
-              </w:rPr>
-              <w:t xml:space="preserve"> </w:t>
-            </w:r>
-            <w:r>
-              <w:rPr>
-                <w:lang w:val="tr-TR"/>
-              </w:rPr>
-              <w:t>A</w:t>
-            </w:r>
-            <w:r>
-              <w:rPr>
-                <w:lang w:val="tr-TR"/>
-              </w:rPr>
-              <w:t>kıl yürütme sınırlı</w:t>
-            </w:r>
-            <w:r>
-              <w:rPr>
-                <w:lang w:val="tr-TR"/>
-              </w:rPr>
-              <w:t>dır.</w:t>
+                <w:color w:val="000000" w:themeColor="text1"/>
+              </w:rPr>
+              <w:t xml:space="preserve">Deney ya da rapor önemli eksikler içermektedir.</w:t>
             </w:r>
           </w:p>
         </w:tc>
         <w:tc>
           <w:tcPr>
-            <w:tcW w:w="1803" w:type="dxa"/>
+            <w:tcW w:w="1440" w:type="dxa"/>
           </w:tcPr>
           <w:p>
             <w:pPr>
               <w:rPr>
-                <w:lang w:val="tr-TR"/>
+                <w:color w:val="000000" w:themeColor="text1"/>
               </w:rPr>
             </w:pPr>
             <w:r>
               <w:rPr>
-                <w:lang w:val="tr-TR"/>
-              </w:rPr>
-              <w:t>Tahminler mantıksız veya açıklama yok</w:t>
-            </w:r>
-            <w:r>
-              <w:rPr>
-                <w:lang w:val="tr-TR"/>
-              </w:rPr>
-              <w:t>.</w:t>
+                <w:color w:val="000000" w:themeColor="text1"/>
+              </w:rPr>
+              <w:t xml:space="preserve">Deney yapılmamış, rapor hazırlanmamıştır.</w:t>
             </w:r>
           </w:p>
         </w:tc>
         <w:tc>
           <w:tcPr>
-            <w:tcW w:w="750" w:type="dxa"/>
+            <w:tcW w:w="1440" w:type="dxa"/>
           </w:tcPr>
           <w:p>
             <w:pPr>
               <w:rPr>
-                <w:lang w:val="tr-TR"/>
+                <w:color w:val="000000" w:themeColor="text1"/>
               </w:rPr>
             </w:pPr>
           </w:p>
@@ -1581,186 +1898,102 @@
       <w:tr>
         <w:tc>
           <w:tcPr>
-            <w:tcW w:w="1532" w:type="dxa"/>
+            <w:tcW w:w="1440" w:type="dxa"/>
           </w:tcPr>
           <w:p>
             <w:pPr>
               <w:rPr>
-                <w:lang w:val="tr-TR"/>
+                <w:color w:val="000000" w:themeColor="text1"/>
               </w:rPr>
             </w:pPr>
             <w:r>
               <w:rPr>
-                <w:lang w:val="tr-TR"/>
-              </w:rPr>
-              <w:t>Çözüme İlişkin Değerlendirme</w:t>
+                <w:color w:val="000000" w:themeColor="text1"/>
+              </w:rPr>
+              <w:t xml:space="preserve">Hidrojen gazı miktarının değişimine neden olan faktörleri belirleme</w:t>
             </w:r>
           </w:p>
         </w:tc>
         <w:tc>
           <w:tcPr>
-            <w:tcW w:w="1717" w:type="dxa"/>
+            <w:tcW w:w="1440" w:type="dxa"/>
           </w:tcPr>
           <w:p>
             <w:pPr>
               <w:rPr>
-                <w:lang w:val="tr-TR"/>
+                <w:color w:val="000000" w:themeColor="text1"/>
               </w:rPr>
             </w:pPr>
             <w:r>
               <w:rPr>
-                <w:lang w:val="tr-TR"/>
-              </w:rPr>
-              <w:t>Önerilen çözümler eleştirilmiş, avantaj ve dezavantajları değerlendirilmiş; sürdürülebilirlik ve gerçekçilik vurgulanmış</w:t>
-            </w:r>
-            <w:r>
-              <w:rPr>
-                <w:lang w:val="tr-TR"/>
-              </w:rPr>
-              <w:t>.</w:t>
+                <w:color w:val="000000" w:themeColor="text1"/>
+              </w:rPr>
+              <w:t xml:space="preserve">Atık türü, miktarı, sıcaklık, ışık gibi faktörler verilere dayalı olarak doğru belirlenmiştir.</w:t>
             </w:r>
           </w:p>
         </w:tc>
         <w:tc>
           <w:tcPr>
-            <w:tcW w:w="1794" w:type="dxa"/>
+            <w:tcW w:w="1440" w:type="dxa"/>
           </w:tcPr>
           <w:p>
             <w:pPr>
               <w:rPr>
-                <w:lang w:val="tr-TR"/>
+                <w:color w:val="000000" w:themeColor="text1"/>
               </w:rPr>
             </w:pPr>
             <w:r>
               <w:rPr>
-                <w:lang w:val="tr-TR"/>
-              </w:rPr>
-              <w:t>Çözümler değerlendirilm</w:t>
-            </w:r>
-            <w:r>
-              <w:rPr>
-                <w:lang w:val="tr-TR"/>
-              </w:rPr>
-              <w:t xml:space="preserve">iş, ancak </w:t>
-            </w:r>
-            <w:r>
-              <w:rPr>
-                <w:lang w:val="tr-TR"/>
-              </w:rPr>
-              <w:t>bazı eksikler var</w:t>
-            </w:r>
-            <w:r>
-              <w:rPr>
-                <w:lang w:val="tr-TR"/>
-              </w:rPr>
-              <w:t>dır.</w:t>
+                <w:color w:val="000000" w:themeColor="text1"/>
+              </w:rPr>
+              <w:t xml:space="preserve">Faktörler belirlenmiş, verilerle ilişkilendirme sınırlıdır.</w:t>
             </w:r>
           </w:p>
         </w:tc>
         <w:tc>
           <w:tcPr>
-            <w:tcW w:w="1754" w:type="dxa"/>
+            <w:tcW w:w="1440" w:type="dxa"/>
           </w:tcPr>
           <w:p>
             <w:pPr>
               <w:rPr>
-                <w:lang w:val="tr-TR"/>
+                <w:color w:val="000000" w:themeColor="text1"/>
               </w:rPr>
             </w:pPr>
             <w:r>
               <w:rPr>
-                <w:lang w:val="tr-TR"/>
-              </w:rPr>
-              <w:t>Çözümler kısmen değerlendirilmiş</w:t>
-            </w:r>
-            <w:r>
-              <w:rPr>
-                <w:lang w:val="tr-TR"/>
-              </w:rPr>
-              <w:t>tir.</w:t>
-            </w:r>
-            <w:r>
-              <w:rPr>
-                <w:lang w:val="tr-TR"/>
-              </w:rPr>
-              <w:t xml:space="preserve"> </w:t>
-            </w:r>
-            <w:r>
-              <w:rPr>
-                <w:lang w:val="tr-TR"/>
-              </w:rPr>
-              <w:t>E</w:t>
-            </w:r>
-            <w:r>
-              <w:rPr>
-                <w:lang w:val="tr-TR"/>
-              </w:rPr>
-              <w:t>leştiri yok</w:t>
-            </w:r>
-            <w:r>
-              <w:rPr>
-                <w:lang w:val="tr-TR"/>
-              </w:rPr>
-              <w:t>tur</w:t>
-            </w:r>
-            <w:r>
-              <w:rPr>
-                <w:lang w:val="tr-TR"/>
-              </w:rPr>
-              <w:t xml:space="preserve"> veya sınırlı</w:t>
-            </w:r>
-            <w:r>
-              <w:rPr>
-                <w:lang w:val="tr-TR"/>
-              </w:rPr>
-              <w:t>dır.</w:t>
+                <w:color w:val="000000" w:themeColor="text1"/>
+              </w:rPr>
+              <w:t xml:space="preserve">Faktörlerin bir kısmı belirlenmiştir.</w:t>
             </w:r>
           </w:p>
         </w:tc>
         <w:tc>
           <w:tcPr>
-            <w:tcW w:w="1803" w:type="dxa"/>
+            <w:tcW w:w="1440" w:type="dxa"/>
           </w:tcPr>
           <w:p>
             <w:pPr>
               <w:rPr>
-                <w:lang w:val="tr-TR"/>
+                <w:color w:val="000000" w:themeColor="text1"/>
               </w:rPr>
             </w:pPr>
             <w:r>
               <w:rPr>
-                <w:lang w:val="tr-TR"/>
-              </w:rPr>
-              <w:t>Değerlendirme yok</w:t>
-            </w:r>
-            <w:r>
-              <w:rPr>
-                <w:lang w:val="tr-TR"/>
-              </w:rPr>
-              <w:t>tur</w:t>
-            </w:r>
-            <w:r>
-              <w:rPr>
-                <w:lang w:val="tr-TR"/>
-              </w:rPr>
-              <w:t xml:space="preserve"> veya yanlış</w:t>
-            </w:r>
-            <w:r>
-              <w:rPr>
-                <w:lang w:val="tr-TR"/>
-              </w:rPr>
-              <w:t>tır.</w:t>
+                <w:color w:val="000000" w:themeColor="text1"/>
+              </w:rPr>
+              <w:t xml:space="preserve">Faktörler belirlenmemiştir.</w:t>
             </w:r>
           </w:p>
         </w:tc>
         <w:tc>
           <w:tcPr>
-            <w:tcW w:w="750" w:type="dxa"/>
+            <w:tcW w:w="1440" w:type="dxa"/>
           </w:tcPr>
           <w:p>
             <w:pPr>
               <w:rPr>
-                <w:lang w:val="tr-TR"/>
+                <w:color w:val="000000" w:themeColor="text1"/>
               </w:rPr>
             </w:pPr>
           </w:p>
@@ -1772,218 +2005,1560 @@
         <w:rPr>
           <w:b/>
           <w:bCs/>
-          <w:lang w:val="tr-TR"/>
-        </w:rPr>
-      </w:pPr>
-    </w:p>
-    <w:p>
-      <w:pPr>
-        <w:rPr>
-          <w:lang w:val="tr-TR"/>
-        </w:rPr>
-      </w:pPr>
-    </w:p>
-    <w:p>
-      <w:pPr>
-        <w:rPr>
-          <w:b/>
-          <w:bCs/>
-          <w:lang w:val="tr-TR"/>
-        </w:rPr>
-      </w:pPr>
-      <w:r>
-        <w:rPr>
-          <w:b/>
-          <w:bCs/>
-          <w:lang w:val="tr-TR"/>
-        </w:rPr>
-        <w:t xml:space="preserve">Toplam Puan: </w:t>
-      </w:r>
-      <w:r>
-        <w:rPr>
-          <w:b/>
-          <w:bCs/>
-          <w:lang w:val="tr-TR"/>
-        </w:rPr>
-        <w:t>20</w:t>
-      </w:r>
-      <w:r>
-        <w:rPr>
-          <w:b/>
-          <w:bCs/>
-          <w:lang w:val="tr-TR"/>
-        </w:rPr>
-        <w:t xml:space="preserve"> üzerinden değerlendirilir.  </w:t>
-      </w:r>
-    </w:p>
-    <w:p>
-      <w:pPr>
-        <w:rPr>
-          <w:lang w:val="tr-TR"/>
-        </w:rPr>
-      </w:pPr>
-      <w:r>
-        <w:rPr>
-          <w:lang w:val="tr-TR"/>
-        </w:rPr>
-        <w:t>- 1</w:t>
-      </w:r>
-      <w:r>
-        <w:rPr>
-          <w:lang w:val="tr-TR"/>
-        </w:rPr>
-        <w:t>7</w:t>
-      </w:r>
-      <w:r>
-        <w:rPr>
-          <w:lang w:val="tr-TR"/>
-        </w:rPr>
-        <w:t>-</w:t>
-      </w:r>
-      <w:r>
-        <w:rPr>
-          <w:lang w:val="tr-TR"/>
-        </w:rPr>
-        <w:t>20</w:t>
-      </w:r>
-      <w:r>
-        <w:rPr>
-          <w:lang w:val="tr-TR"/>
-        </w:rPr>
-        <w:t xml:space="preserve">: Çok iyi  </w:t>
-      </w:r>
-    </w:p>
-    <w:p>
-      <w:pPr>
-        <w:rPr>
-          <w:lang w:val="tr-TR"/>
-        </w:rPr>
-      </w:pPr>
-      <w:r>
-        <w:rPr>
-          <w:lang w:val="tr-TR"/>
-        </w:rPr>
-        <w:t xml:space="preserve">- </w:t>
-      </w:r>
-      <w:r>
-        <w:rPr>
-          <w:lang w:val="tr-TR"/>
-        </w:rPr>
-        <w:t>13</w:t>
-      </w:r>
-      <w:r>
-        <w:rPr>
-          <w:lang w:val="tr-TR"/>
-        </w:rPr>
-        <w:t>-</w:t>
-      </w:r>
-      <w:r>
-        <w:rPr>
-          <w:lang w:val="tr-TR"/>
-        </w:rPr>
-        <w:t>16</w:t>
-      </w:r>
-      <w:r>
-        <w:rPr>
-          <w:lang w:val="tr-TR"/>
-        </w:rPr>
-        <w:t xml:space="preserve">: İyi  </w:t>
-      </w:r>
-    </w:p>
-    <w:p>
-      <w:pPr>
-        <w:rPr>
-          <w:lang w:val="tr-TR"/>
-        </w:rPr>
-      </w:pPr>
-      <w:r>
-        <w:rPr>
-          <w:lang w:val="tr-TR"/>
-        </w:rPr>
-        <w:t xml:space="preserve">- </w:t>
-      </w:r>
-      <w:r>
-        <w:rPr>
-          <w:lang w:val="tr-TR"/>
-        </w:rPr>
-        <w:t>9</w:t>
-      </w:r>
-      <w:r>
-        <w:rPr>
-          <w:lang w:val="tr-TR"/>
-        </w:rPr>
-        <w:t>-</w:t>
-      </w:r>
-      <w:r>
-        <w:rPr>
-          <w:lang w:val="tr-TR"/>
-        </w:rPr>
-        <w:t>12</w:t>
-      </w:r>
-      <w:r>
-        <w:rPr>
-          <w:lang w:val="tr-TR"/>
-        </w:rPr>
-        <w:t xml:space="preserve">: Geliştirilmeli  </w:t>
-      </w:r>
-    </w:p>
-    <w:p>
-      <w:pPr>
-        <w:rPr>
-          <w:lang w:val="tr-TR"/>
-        </w:rPr>
-      </w:pPr>
-      <w:r>
-        <w:rPr>
-          <w:lang w:val="tr-TR"/>
-        </w:rPr>
-        <w:t xml:space="preserve">- </w:t>
-      </w:r>
-      <w:r>
-        <w:rPr>
-          <w:lang w:val="tr-TR"/>
-        </w:rPr>
-        <w:t>8</w:t>
-      </w:r>
-      <w:r>
-        <w:rPr>
-          <w:lang w:val="tr-TR"/>
-        </w:rPr>
-        <w:t xml:space="preserve"> ve </w:t>
-      </w:r>
-      <w:r>
-        <w:rPr>
-          <w:lang w:val="tr-TR"/>
-        </w:rPr>
-        <w:t>daha düşük</w:t>
-      </w:r>
-      <w:r>
-        <w:rPr>
-          <w:lang w:val="tr-TR"/>
-        </w:rPr>
-        <w:t xml:space="preserve">: Yetersiz  </w:t>
-      </w:r>
-    </w:p>
-    <w:p>
-      <w:pPr>
-        <w:rPr>
-          <w:lang w:val="tr-TR"/>
-        </w:rPr>
-      </w:pPr>
-    </w:p>
-    <w:p>
-      <w:pPr>
-        <w:rPr>
-          <w:lang w:val="tr-TR"/>
-        </w:rPr>
-      </w:pPr>
-    </w:p>
-    <w:p>
-      <w:pPr>
-        <w:rPr>
-          <w:lang w:val="tr-TR"/>
-        </w:rPr>
-      </w:pPr>
+          <w:color w:val="000000" w:themeColor="text1"/>
+          <w:lang w:val="tr-TR"/>
+        </w:rPr>
+      </w:pPr>
+      <w:r>
+        <w:rPr>
+          <w:b/>
+          <w:bCs/>
+          <w:color w:val="000000" w:themeColor="text1"/>
+          <w:lang w:val="tr-TR"/>
+        </w:rPr>
+        <w:t xml:space="preserve">Toplam Puan: 20 üzerinden değerlendirilir.  </w:t>
+      </w:r>
+    </w:p>
+    <w:p>
+      <w:pPr>
+        <w:rPr>
+          <w:color w:val="000000" w:themeColor="text1"/>
+          <w:lang w:val="tr-TR"/>
+        </w:rPr>
+      </w:pPr>
+      <w:r>
+        <w:rPr>
+          <w:color w:val="000000" w:themeColor="text1"/>
+          <w:lang w:val="tr-TR"/>
+        </w:rPr>
+        <w:t xml:space="preserve">- 16-20: Çok iyi  </w:t>
+      </w:r>
+    </w:p>
+    <w:p>
+      <w:pPr>
+        <w:rPr>
+          <w:color w:val="000000" w:themeColor="text1"/>
+          <w:lang w:val="tr-TR"/>
+        </w:rPr>
+      </w:pPr>
+      <w:r>
+        <w:rPr>
+          <w:color w:val="000000" w:themeColor="text1"/>
+          <w:lang w:val="tr-TR"/>
+        </w:rPr>
+        <w:t xml:space="preserve">- 11-15: İyi  </w:t>
+      </w:r>
+    </w:p>
+    <w:p>
+      <w:pPr>
+        <w:rPr>
+          <w:color w:val="000000" w:themeColor="text1"/>
+          <w:lang w:val="tr-TR"/>
+        </w:rPr>
+      </w:pPr>
+      <w:r>
+        <w:rPr>
+          <w:color w:val="000000" w:themeColor="text1"/>
+          <w:lang w:val="tr-TR"/>
+        </w:rPr>
+        <w:t xml:space="preserve">- 6-10: Geliştirilmeli  </w:t>
+      </w:r>
+    </w:p>
+    <w:p>
+      <w:pPr>
+        <w:rPr>
+          <w:color w:val="000000" w:themeColor="text1"/>
+          <w:lang w:val="tr-TR"/>
+        </w:rPr>
+      </w:pPr>
+      <w:r>
+        <w:rPr>
+          <w:color w:val="000000" w:themeColor="text1"/>
+          <w:lang w:val="tr-TR"/>
+        </w:rPr>
+        <w:t xml:space="preserve">- 5 ve altı: Yetersiz  </w:t>
+      </w:r>
+    </w:p>
+    <w:p>
+      <w:pPr>
+        <w:rPr>
+          <w:color w:val="000000" w:themeColor="text1"/>
+          <w:lang w:val="tr-TR"/>
+        </w:rPr>
+      </w:pPr>
+      <w:r>
+        <w:br w:type="page"/>
+      </w:r>
+    </w:p>
+    <w:p>
+      <w:pPr>
+        <w:shd w:val="clear" w:color="auto" w:fill="FFC000"/>
+        <w:rPr>
+          <w:b/>
+          <w:bCs/>
+          <w:color w:val="000000" w:themeColor="text1"/>
+          <w:lang w:val="tr-TR"/>
+        </w:rPr>
+      </w:pPr>
+      <w:r>
+        <w:rPr>
+          <w:b/>
+          <w:bCs/>
+          <w:color w:val="000000" w:themeColor="text1"/>
+          <w:lang w:val="tr-TR"/>
+        </w:rPr>
+        <w:lastRenderedPageBreak/>
+        <w:t xml:space="preserve">Analiz ve Keşif Atölyesi 3.2.-Yansıtma Notu </w:t>
+      </w:r>
+    </w:p>
+    <w:p>
+      <w:pPr>
+        <w:rPr>
+          <w:b/>
+          <w:bCs/>
+          <w:color w:val="000000" w:themeColor="text1"/>
+          <w:lang w:val="tr-TR"/>
+        </w:rPr>
+      </w:pPr>
+      <w:r>
+        <w:rPr>
+          <w:b/>
+          <w:bCs/>
+          <w:color w:val="000000" w:themeColor="text1"/>
+          <w:lang w:val="tr-TR"/>
+        </w:rPr>
+        <w:t xml:space="preserve">Öğrencinin Adı Soyadı: </w:t>
+      </w:r>
+      <w:r>
+        <w:rPr>
+          <w:b/>
+          <w:bCs/>
+          <w:color w:val="000000" w:themeColor="text1"/>
+          <w:lang w:val="tr-TR"/>
+        </w:rPr>
+        <w:tab/>
+      </w:r>
+      <w:r>
+        <w:rPr>
+          <w:b/>
+          <w:bCs/>
+          <w:color w:val="000000" w:themeColor="text1"/>
+          <w:lang w:val="tr-TR"/>
+        </w:rPr>
+        <w:tab/>
+      </w:r>
+      <w:r>
+        <w:rPr>
+          <w:b/>
+          <w:bCs/>
+          <w:color w:val="000000" w:themeColor="text1"/>
+          <w:lang w:val="tr-TR"/>
+        </w:rPr>
+        <w:tab/>
+        <w:t>Numarası:</w:t>
+      </w:r>
+      <w:r>
+        <w:rPr>
+          <w:b/>
+          <w:bCs/>
+          <w:color w:val="000000" w:themeColor="text1"/>
+          <w:lang w:val="tr-TR"/>
+        </w:rPr>
+        <w:tab/>
+      </w:r>
+      <w:r>
+        <w:rPr>
+          <w:b/>
+          <w:bCs/>
+          <w:color w:val="000000" w:themeColor="text1"/>
+          <w:lang w:val="tr-TR"/>
+        </w:rPr>
+        <w:tab/>
+        <w:t>Sınıfı:</w:t>
+      </w:r>
+    </w:p>
+    <w:p>
+      <w:pPr>
+        <w:rPr>
+          <w:b/>
+          <w:bCs/>
+          <w:color w:val="000000" w:themeColor="text1"/>
+        </w:rPr>
+      </w:pPr>
+      <w:r>
+        <w:rPr>
+          <w:b/>
+          <w:bCs/>
+          <w:color w:val="000000" w:themeColor="text1"/>
+        </w:rPr>
+        <w:t xml:space="preserve">Nanoteknolojik ürünlerle ilgili çalışmaya başlamadan önce ilk iki soruyu, çalışma bittikten sonra son iki soruyu yanıtlayınız.</w:t>
+      </w:r>
+    </w:p>
+    <w:p>
+      <w:pPr>
+        <w:pStyle w:val="Heading2"/>
+        <w:rPr>
+          <w:rFonts w:ascii="Times New Roman" w:hAnsi="Times New Roman" w:cs="Times New Roman"/>
+          <w:color w:val="000000" w:themeColor="text1"/>
+          <w:sz w:val="24"/>
+          <w:szCs w:val="24"/>
+        </w:rPr>
+      </w:pPr>
+      <w:r>
+        <w:rPr>
+          <w:rFonts w:ascii="Times New Roman" w:hAnsi="Times New Roman" w:cs="Times New Roman"/>
+          <w:b/>
+          <w:bCs/>
+          <w:color w:val="000000" w:themeColor="text1"/>
+          <w:sz w:val="24"/>
+          <w:szCs w:val="24"/>
+        </w:rPr>
+        <w:t xml:space="preserve">1. Ders öncesi: Nanoteknolojik ürünler hakkında ne düşünüyorum? Faydalı mı, zararlı mı?</w:t>
+      </w:r>
+    </w:p>
+    <w:p>
+      <w:pPr>
+        <w:rPr>
+          <w:color w:val="000000" w:themeColor="text1"/>
+        </w:rPr>
+      </w:pPr>
+      <w:r>
+        <w:rPr>
+          <w:color w:val="000000" w:themeColor="text1"/>
+        </w:rPr>
+        <w:t xml:space="preserve">..................................................................................................................................</w:t>
+      </w:r>
+    </w:p>
+    <w:p>
+      <w:pPr>
+        <w:rPr>
+          <w:color w:val="000000" w:themeColor="text1"/>
+        </w:rPr>
+      </w:pPr>
+      <w:r>
+        <w:rPr>
+          <w:color w:val="000000" w:themeColor="text1"/>
+        </w:rPr>
+        <w:t xml:space="preserve">..................................................................................................................................</w:t>
+      </w:r>
+    </w:p>
+    <w:p>
+      <w:pPr>
+        <w:rPr>
+          <w:color w:val="000000" w:themeColor="text1"/>
+        </w:rPr>
+      </w:pPr>
+      <w:r>
+        <w:rPr>
+          <w:color w:val="000000" w:themeColor="text1"/>
+        </w:rPr>
+        <w:t xml:space="preserve">..................................................................................................................................</w:t>
+      </w:r>
+    </w:p>
+    <w:p>
+      <w:pPr>
+        <w:pStyle w:val="Heading2"/>
+        <w:rPr>
+          <w:rFonts w:ascii="Times New Roman" w:hAnsi="Times New Roman" w:cs="Times New Roman"/>
+          <w:color w:val="000000" w:themeColor="text1"/>
+          <w:sz w:val="24"/>
+          <w:szCs w:val="24"/>
+        </w:rPr>
+      </w:pPr>
+      <w:r>
+        <w:rPr>
+          <w:rFonts w:ascii="Times New Roman" w:hAnsi="Times New Roman" w:cs="Times New Roman"/>
+          <w:b/>
+          <w:bCs/>
+          <w:color w:val="000000" w:themeColor="text1"/>
+          <w:sz w:val="24"/>
+          <w:szCs w:val="24"/>
+        </w:rPr>
+        <w:t xml:space="preserve">2. Ders öncesi: Bu görüşümün dayanakları nelerdir?</w:t>
+      </w:r>
+    </w:p>
+    <w:p>
+      <w:pPr>
+        <w:rPr>
+          <w:color w:val="000000" w:themeColor="text1"/>
+        </w:rPr>
+      </w:pPr>
+      <w:r>
+        <w:rPr>
+          <w:color w:val="000000" w:themeColor="text1"/>
+        </w:rPr>
+        <w:t xml:space="preserve">..................................................................................................................................</w:t>
+      </w:r>
+    </w:p>
+    <w:p>
+      <w:pPr>
+        <w:rPr>
+          <w:color w:val="000000" w:themeColor="text1"/>
+        </w:rPr>
+      </w:pPr>
+      <w:r>
+        <w:rPr>
+          <w:color w:val="000000" w:themeColor="text1"/>
+        </w:rPr>
+        <w:t xml:space="preserve">..................................................................................................................................</w:t>
+      </w:r>
+    </w:p>
+    <w:p>
+      <w:pPr>
+        <w:rPr>
+          <w:color w:val="000000" w:themeColor="text1"/>
+        </w:rPr>
+      </w:pPr>
+      <w:r>
+        <w:rPr>
+          <w:color w:val="000000" w:themeColor="text1"/>
+        </w:rPr>
+        <w:t xml:space="preserve">..................................................................................................................................</w:t>
+      </w:r>
+    </w:p>
+    <w:p>
+      <w:pPr>
+        <w:pStyle w:val="Heading2"/>
+        <w:rPr>
+          <w:rFonts w:ascii="Times New Roman" w:hAnsi="Times New Roman" w:cs="Times New Roman"/>
+          <w:color w:val="000000" w:themeColor="text1"/>
+          <w:sz w:val="24"/>
+          <w:szCs w:val="24"/>
+        </w:rPr>
+      </w:pPr>
+      <w:r>
+        <w:rPr>
+          <w:rFonts w:ascii="Times New Roman" w:hAnsi="Times New Roman" w:cs="Times New Roman"/>
+          <w:b/>
+          <w:bCs/>
+          <w:color w:val="000000" w:themeColor="text1"/>
+          <w:sz w:val="24"/>
+          <w:szCs w:val="24"/>
+        </w:rPr>
+        <w:t xml:space="preserve">3. Ders sonrası: Nanoteknolojik ürünlerin olası fayda ve zararları hakkındaki görüşlerim değişti mi? Nasıl?</w:t>
+      </w:r>
+    </w:p>
+    <w:p>
+      <w:pPr>
+        <w:rPr>
+          <w:color w:val="000000" w:themeColor="text1"/>
+        </w:rPr>
+      </w:pPr>
+      <w:r>
+        <w:rPr>
+          <w:color w:val="000000" w:themeColor="text1"/>
+        </w:rPr>
+        <w:t xml:space="preserve">..................................................................................................................................</w:t>
+      </w:r>
+    </w:p>
+    <w:p>
+      <w:pPr>
+        <w:rPr>
+          <w:color w:val="000000" w:themeColor="text1"/>
+        </w:rPr>
+      </w:pPr>
+      <w:r>
+        <w:rPr>
+          <w:color w:val="000000" w:themeColor="text1"/>
+        </w:rPr>
+        <w:t xml:space="preserve">..................................................................................................................................</w:t>
+      </w:r>
+    </w:p>
+    <w:p>
+      <w:pPr>
+        <w:rPr>
+          <w:color w:val="000000" w:themeColor="text1"/>
+        </w:rPr>
+      </w:pPr>
+      <w:r>
+        <w:rPr>
+          <w:color w:val="000000" w:themeColor="text1"/>
+        </w:rPr>
+        <w:t xml:space="preserve">..................................................................................................................................</w:t>
+      </w:r>
+    </w:p>
+    <w:p>
+      <w:pPr>
+        <w:pStyle w:val="Heading2"/>
+        <w:rPr>
+          <w:rFonts w:ascii="Times New Roman" w:hAnsi="Times New Roman" w:cs="Times New Roman"/>
+          <w:color w:val="000000" w:themeColor="text1"/>
+          <w:sz w:val="24"/>
+          <w:szCs w:val="24"/>
+        </w:rPr>
+      </w:pPr>
+      <w:r>
+        <w:rPr>
+          <w:rFonts w:ascii="Times New Roman" w:hAnsi="Times New Roman" w:cs="Times New Roman"/>
+          <w:b/>
+          <w:bCs/>
+          <w:color w:val="000000" w:themeColor="text1"/>
+          <w:sz w:val="24"/>
+          <w:szCs w:val="24"/>
+        </w:rPr>
+        <w:t xml:space="preserve">4. Ders sonrası: Bir nanoteknolojik ürün seçerken artık nelere dikkat edeceğim?</w:t>
+      </w:r>
+    </w:p>
+    <w:p>
+      <w:pPr>
+        <w:rPr>
+          <w:color w:val="000000" w:themeColor="text1"/>
+        </w:rPr>
+      </w:pPr>
+      <w:r>
+        <w:rPr>
+          <w:color w:val="000000" w:themeColor="text1"/>
+        </w:rPr>
+        <w:t xml:space="preserve">..................................................................................................................................</w:t>
+      </w:r>
+    </w:p>
+    <w:p>
+      <w:pPr>
+        <w:rPr>
+          <w:color w:val="000000" w:themeColor="text1"/>
+        </w:rPr>
+      </w:pPr>
+      <w:r>
+        <w:rPr>
+          <w:color w:val="000000" w:themeColor="text1"/>
+        </w:rPr>
+        <w:t xml:space="preserve">..................................................................................................................................</w:t>
+      </w:r>
+    </w:p>
+    <w:p>
+      <w:pPr>
+        <w:rPr>
+          <w:color w:val="000000" w:themeColor="text1"/>
+        </w:rPr>
+      </w:pPr>
+      <w:r>
+        <w:rPr>
+          <w:color w:val="000000" w:themeColor="text1"/>
+        </w:rPr>
+        <w:t xml:space="preserve">..................................................................................................................................</w:t>
+      </w:r>
+    </w:p>
+    <w:p>
+      <w:pPr>
+        <w:rPr>
+          <w:color w:val="000000" w:themeColor="text1"/>
+          <w:lang w:val="tr-TR"/>
+        </w:rPr>
+      </w:pPr>
+      <w:r>
+        <w:br w:type="page"/>
+      </w:r>
+    </w:p>
+    <w:p>
+      <w:pPr>
+        <w:shd w:val="clear" w:color="auto" w:fill="FFC000"/>
+        <w:rPr>
+          <w:b/>
+          <w:bCs/>
+          <w:color w:val="000000" w:themeColor="text1"/>
+          <w:lang w:val="tr-TR"/>
+        </w:rPr>
+      </w:pPr>
+      <w:r>
+        <w:rPr>
+          <w:b/>
+          <w:bCs/>
+          <w:color w:val="000000" w:themeColor="text1"/>
+          <w:lang w:val="tr-TR"/>
+        </w:rPr>
+        <w:lastRenderedPageBreak/>
+        <w:t xml:space="preserve">Analiz ve Keşif Atölyesi 3.3.-Yansıtma Notu </w:t>
+      </w:r>
+    </w:p>
+    <w:p>
+      <w:pPr>
+        <w:rPr>
+          <w:b/>
+          <w:bCs/>
+          <w:color w:val="000000" w:themeColor="text1"/>
+          <w:lang w:val="tr-TR"/>
+        </w:rPr>
+      </w:pPr>
+      <w:r>
+        <w:rPr>
+          <w:b/>
+          <w:bCs/>
+          <w:color w:val="000000" w:themeColor="text1"/>
+          <w:lang w:val="tr-TR"/>
+        </w:rPr>
+        <w:t xml:space="preserve">Öğrencinin Adı Soyadı: </w:t>
+      </w:r>
+      <w:r>
+        <w:rPr>
+          <w:b/>
+          <w:bCs/>
+          <w:color w:val="000000" w:themeColor="text1"/>
+          <w:lang w:val="tr-TR"/>
+        </w:rPr>
+        <w:tab/>
+      </w:r>
+      <w:r>
+        <w:rPr>
+          <w:b/>
+          <w:bCs/>
+          <w:color w:val="000000" w:themeColor="text1"/>
+          <w:lang w:val="tr-TR"/>
+        </w:rPr>
+        <w:tab/>
+      </w:r>
+      <w:r>
+        <w:rPr>
+          <w:b/>
+          <w:bCs/>
+          <w:color w:val="000000" w:themeColor="text1"/>
+          <w:lang w:val="tr-TR"/>
+        </w:rPr>
+        <w:tab/>
+        <w:t>Numarası:</w:t>
+      </w:r>
+      <w:r>
+        <w:rPr>
+          <w:b/>
+          <w:bCs/>
+          <w:color w:val="000000" w:themeColor="text1"/>
+          <w:lang w:val="tr-TR"/>
+        </w:rPr>
+        <w:tab/>
+      </w:r>
+      <w:r>
+        <w:rPr>
+          <w:b/>
+          <w:bCs/>
+          <w:color w:val="000000" w:themeColor="text1"/>
+          <w:lang w:val="tr-TR"/>
+        </w:rPr>
+        <w:tab/>
+        <w:t>Sınıfı:</w:t>
+      </w:r>
+    </w:p>
+    <w:p>
+      <w:pPr>
+        <w:rPr>
+          <w:b/>
+          <w:bCs/>
+          <w:color w:val="000000" w:themeColor="text1"/>
+        </w:rPr>
+      </w:pPr>
+      <w:r>
+        <w:rPr>
+          <w:b/>
+          <w:bCs/>
+          <w:color w:val="000000" w:themeColor="text1"/>
+        </w:rPr>
+        <w:t xml:space="preserve">Mikroplastik ve nanoplastiklerle ilgili çalışmaya başlamadan önce ilk iki soruyu, çalışma bittikten sonra son iki soruyu yanıtlayınız. Notunuzu ailenizle paylaşınız.</w:t>
+      </w:r>
+    </w:p>
+    <w:p>
+      <w:pPr>
+        <w:pStyle w:val="Heading2"/>
+        <w:rPr>
+          <w:rFonts w:ascii="Times New Roman" w:hAnsi="Times New Roman" w:cs="Times New Roman"/>
+          <w:color w:val="000000" w:themeColor="text1"/>
+          <w:sz w:val="24"/>
+          <w:szCs w:val="24"/>
+        </w:rPr>
+      </w:pPr>
+      <w:r>
+        <w:rPr>
+          <w:rFonts w:ascii="Times New Roman" w:hAnsi="Times New Roman" w:cs="Times New Roman"/>
+          <w:b/>
+          <w:bCs/>
+          <w:color w:val="000000" w:themeColor="text1"/>
+          <w:sz w:val="24"/>
+          <w:szCs w:val="24"/>
+        </w:rPr>
+        <w:t xml:space="preserve">1. Ders öncesi: Mikroplastik ve nanoplastikler hakkında neler biliyorum?</w:t>
+      </w:r>
+    </w:p>
+    <w:p>
+      <w:pPr>
+        <w:rPr>
+          <w:color w:val="000000" w:themeColor="text1"/>
+        </w:rPr>
+      </w:pPr>
+      <w:r>
+        <w:rPr>
+          <w:color w:val="000000" w:themeColor="text1"/>
+        </w:rPr>
+        <w:t xml:space="preserve">..................................................................................................................................</w:t>
+      </w:r>
+    </w:p>
+    <w:p>
+      <w:pPr>
+        <w:rPr>
+          <w:color w:val="000000" w:themeColor="text1"/>
+        </w:rPr>
+      </w:pPr>
+      <w:r>
+        <w:rPr>
+          <w:color w:val="000000" w:themeColor="text1"/>
+        </w:rPr>
+        <w:t xml:space="preserve">..................................................................................................................................</w:t>
+      </w:r>
+    </w:p>
+    <w:p>
+      <w:pPr>
+        <w:rPr>
+          <w:color w:val="000000" w:themeColor="text1"/>
+        </w:rPr>
+      </w:pPr>
+      <w:r>
+        <w:rPr>
+          <w:color w:val="000000" w:themeColor="text1"/>
+        </w:rPr>
+        <w:t xml:space="preserve">..................................................................................................................................</w:t>
+      </w:r>
+    </w:p>
+    <w:p>
+      <w:pPr>
+        <w:pStyle w:val="Heading2"/>
+        <w:rPr>
+          <w:rFonts w:ascii="Times New Roman" w:hAnsi="Times New Roman" w:cs="Times New Roman"/>
+          <w:color w:val="000000" w:themeColor="text1"/>
+          <w:sz w:val="24"/>
+          <w:szCs w:val="24"/>
+        </w:rPr>
+      </w:pPr>
+      <w:r>
+        <w:rPr>
+          <w:rFonts w:ascii="Times New Roman" w:hAnsi="Times New Roman" w:cs="Times New Roman"/>
+          <w:b/>
+          <w:bCs/>
+          <w:color w:val="000000" w:themeColor="text1"/>
+          <w:sz w:val="24"/>
+          <w:szCs w:val="24"/>
+        </w:rPr>
+        <w:t xml:space="preserve">2. Ders öncesi: Plastik kullanımım hakkında ne düşünüyorum?</w:t>
+      </w:r>
+    </w:p>
+    <w:p>
+      <w:pPr>
+        <w:rPr>
+          <w:color w:val="000000" w:themeColor="text1"/>
+        </w:rPr>
+      </w:pPr>
+      <w:r>
+        <w:rPr>
+          <w:color w:val="000000" w:themeColor="text1"/>
+        </w:rPr>
+        <w:t xml:space="preserve">..................................................................................................................................</w:t>
+      </w:r>
+    </w:p>
+    <w:p>
+      <w:pPr>
+        <w:rPr>
+          <w:color w:val="000000" w:themeColor="text1"/>
+        </w:rPr>
+      </w:pPr>
+      <w:r>
+        <w:rPr>
+          <w:color w:val="000000" w:themeColor="text1"/>
+        </w:rPr>
+        <w:t xml:space="preserve">..................................................................................................................................</w:t>
+      </w:r>
+    </w:p>
+    <w:p>
+      <w:pPr>
+        <w:rPr>
+          <w:color w:val="000000" w:themeColor="text1"/>
+        </w:rPr>
+      </w:pPr>
+      <w:r>
+        <w:rPr>
+          <w:color w:val="000000" w:themeColor="text1"/>
+        </w:rPr>
+        <w:t xml:space="preserve">..................................................................................................................................</w:t>
+      </w:r>
+    </w:p>
+    <w:p>
+      <w:pPr>
+        <w:pStyle w:val="Heading2"/>
+        <w:rPr>
+          <w:rFonts w:ascii="Times New Roman" w:hAnsi="Times New Roman" w:cs="Times New Roman"/>
+          <w:color w:val="000000" w:themeColor="text1"/>
+          <w:sz w:val="24"/>
+          <w:szCs w:val="24"/>
+        </w:rPr>
+      </w:pPr>
+      <w:r>
+        <w:rPr>
+          <w:rFonts w:ascii="Times New Roman" w:hAnsi="Times New Roman" w:cs="Times New Roman"/>
+          <w:b/>
+          <w:bCs/>
+          <w:color w:val="000000" w:themeColor="text1"/>
+          <w:sz w:val="24"/>
+          <w:szCs w:val="24"/>
+        </w:rPr>
+        <w:t xml:space="preserve">3. Ders sonrası: Mikroplastik ve nanoplastiklerin çevresel etkileri hakkındaki görüşlerim nasıl değişti?</w:t>
+      </w:r>
+    </w:p>
+    <w:p>
+      <w:pPr>
+        <w:rPr>
+          <w:color w:val="000000" w:themeColor="text1"/>
+        </w:rPr>
+      </w:pPr>
+      <w:r>
+        <w:rPr>
+          <w:color w:val="000000" w:themeColor="text1"/>
+        </w:rPr>
+        <w:t xml:space="preserve">..................................................................................................................................</w:t>
+      </w:r>
+    </w:p>
+    <w:p>
+      <w:pPr>
+        <w:rPr>
+          <w:color w:val="000000" w:themeColor="text1"/>
+        </w:rPr>
+      </w:pPr>
+      <w:r>
+        <w:rPr>
+          <w:color w:val="000000" w:themeColor="text1"/>
+        </w:rPr>
+        <w:t xml:space="preserve">..................................................................................................................................</w:t>
+      </w:r>
+    </w:p>
+    <w:p>
+      <w:pPr>
+        <w:rPr>
+          <w:color w:val="000000" w:themeColor="text1"/>
+        </w:rPr>
+      </w:pPr>
+      <w:r>
+        <w:rPr>
+          <w:color w:val="000000" w:themeColor="text1"/>
+        </w:rPr>
+        <w:t xml:space="preserve">..................................................................................................................................</w:t>
+      </w:r>
+    </w:p>
+    <w:p>
+      <w:pPr>
+        <w:pStyle w:val="Heading2"/>
+        <w:rPr>
+          <w:rFonts w:ascii="Times New Roman" w:hAnsi="Times New Roman" w:cs="Times New Roman"/>
+          <w:color w:val="000000" w:themeColor="text1"/>
+          <w:sz w:val="24"/>
+          <w:szCs w:val="24"/>
+        </w:rPr>
+      </w:pPr>
+      <w:r>
+        <w:rPr>
+          <w:rFonts w:ascii="Times New Roman" w:hAnsi="Times New Roman" w:cs="Times New Roman"/>
+          <w:b/>
+          <w:bCs/>
+          <w:color w:val="000000" w:themeColor="text1"/>
+          <w:sz w:val="24"/>
+          <w:szCs w:val="24"/>
+        </w:rPr>
+        <w:t xml:space="preserve">4. Ders sonrası: Ailemle birlikte plastik kullanımımızı azaltmak için neler yapabiliriz?</w:t>
+      </w:r>
+    </w:p>
+    <w:p>
+      <w:pPr>
+        <w:rPr>
+          <w:color w:val="000000" w:themeColor="text1"/>
+        </w:rPr>
+      </w:pPr>
+      <w:r>
+        <w:rPr>
+          <w:color w:val="000000" w:themeColor="text1"/>
+        </w:rPr>
+        <w:t xml:space="preserve">..................................................................................................................................</w:t>
+      </w:r>
+    </w:p>
+    <w:p>
+      <w:pPr>
+        <w:rPr>
+          <w:color w:val="000000" w:themeColor="text1"/>
+        </w:rPr>
+      </w:pPr>
+      <w:r>
+        <w:rPr>
+          <w:color w:val="000000" w:themeColor="text1"/>
+        </w:rPr>
+        <w:t xml:space="preserve">..................................................................................................................................</w:t>
+      </w:r>
+    </w:p>
+    <w:p>
+      <w:pPr>
+        <w:rPr>
+          <w:color w:val="000000" w:themeColor="text1"/>
+        </w:rPr>
+      </w:pPr>
+      <w:r>
+        <w:rPr>
+          <w:color w:val="000000" w:themeColor="text1"/>
+        </w:rPr>
+        <w:t xml:space="preserve">..................................................................................................................................</w:t>
+      </w:r>
+    </w:p>
+    <w:p>
+      <w:pPr>
+        <w:rPr>
+          <w:color w:val="000000" w:themeColor="text1"/>
+          <w:lang w:val="tr-TR"/>
+        </w:rPr>
+      </w:pPr>
+      <w:r>
+        <w:br w:type="page"/>
+      </w:r>
+    </w:p>
+    <w:p>
+      <w:pPr>
+        <w:shd w:val="clear" w:color="auto" w:fill="FFC000"/>
+        <w:rPr>
+          <w:b/>
+          <w:bCs/>
+          <w:color w:val="000000" w:themeColor="text1"/>
+          <w:lang w:val="tr-TR"/>
+        </w:rPr>
+      </w:pPr>
+      <w:r>
+        <w:rPr>
+          <w:b/>
+          <w:bCs/>
+          <w:color w:val="000000" w:themeColor="text1"/>
+          <w:lang w:val="tr-TR"/>
+        </w:rPr>
+        <w:lastRenderedPageBreak/>
+        <w:t xml:space="preserve">Analiz ve Keşif Atölyesi 3.3.-Akran Değerlendirme Formu </w:t>
+      </w:r>
+    </w:p>
+    <w:p>
+      <w:pPr>
+        <w:rPr>
+          <w:b/>
+          <w:bCs/>
+          <w:color w:val="000000" w:themeColor="text1"/>
+          <w:lang w:val="tr-TR"/>
+        </w:rPr>
+      </w:pPr>
+      <w:r>
+        <w:rPr>
+          <w:b/>
+          <w:bCs/>
+          <w:color w:val="000000" w:themeColor="text1"/>
+          <w:lang w:val="tr-TR"/>
+        </w:rPr>
+        <w:t xml:space="preserve">Öğrencinin Adı Soyadı: </w:t>
+      </w:r>
+      <w:r>
+        <w:rPr>
+          <w:b/>
+          <w:bCs/>
+          <w:color w:val="000000" w:themeColor="text1"/>
+          <w:lang w:val="tr-TR"/>
+        </w:rPr>
+        <w:tab/>
+      </w:r>
+      <w:r>
+        <w:rPr>
+          <w:b/>
+          <w:bCs/>
+          <w:color w:val="000000" w:themeColor="text1"/>
+          <w:lang w:val="tr-TR"/>
+        </w:rPr>
+        <w:tab/>
+      </w:r>
+      <w:r>
+        <w:rPr>
+          <w:b/>
+          <w:bCs/>
+          <w:color w:val="000000" w:themeColor="text1"/>
+          <w:lang w:val="tr-TR"/>
+        </w:rPr>
+        <w:tab/>
+        <w:t>Numarası:</w:t>
+      </w:r>
+      <w:r>
+        <w:rPr>
+          <w:b/>
+          <w:bCs/>
+          <w:color w:val="000000" w:themeColor="text1"/>
+          <w:lang w:val="tr-TR"/>
+        </w:rPr>
+        <w:tab/>
+      </w:r>
+      <w:r>
+        <w:rPr>
+          <w:b/>
+          <w:bCs/>
+          <w:color w:val="000000" w:themeColor="text1"/>
+          <w:lang w:val="tr-TR"/>
+        </w:rPr>
+        <w:tab/>
+        <w:t>Sınıfı:</w:t>
+      </w:r>
+    </w:p>
+    <w:p>
+      <w:pPr>
+        <w:rPr>
+          <w:b/>
+          <w:bCs/>
+          <w:color w:val="000000" w:themeColor="text1"/>
+        </w:rPr>
+      </w:pPr>
+      <w:r>
+        <w:rPr>
+          <w:b/>
+          <w:bCs/>
+          <w:color w:val="000000" w:themeColor="text1"/>
+        </w:rPr>
+        <w:t xml:space="preserve">Değerlendirdiğiniz arkadaşınızın ya da grubun adı: ............................................................</w:t>
+      </w:r>
+    </w:p>
+    <w:p>
+      <w:pPr>
+        <w:rPr>
+          <w:b/>
+          <w:bCs/>
+          <w:color w:val="000000" w:themeColor="text1"/>
+        </w:rPr>
+      </w:pPr>
+      <w:r>
+        <w:rPr>
+          <w:b/>
+          <w:bCs/>
+          <w:color w:val="000000" w:themeColor="text1"/>
+        </w:rPr>
+        <w:t xml:space="preserve">Aşağıdaki ifadeleri okuyunuz ve değerlendirdiğiniz arkadaşınızı ya da grubu 5-1 arasında puanlayınız.</w:t>
+      </w:r>
+    </w:p>
+    <w:p>
+      <w:pPr>
+        <w:rPr>
+          <w:color w:val="000000" w:themeColor="text1"/>
+        </w:rPr>
+      </w:pPr>
+      <w:r>
+        <w:rPr>
+          <w:color w:val="000000" w:themeColor="text1"/>
+        </w:rPr>
+        <w:br/>
+        <w:t>(5) Çok iyi  (4) İyi  (3) Orta  (2) Geliştirilmeli  (1) Başlangıç</w:t>
+      </w:r>
+    </w:p>
+    <w:p>
+      <w:pPr>
+        <w:pStyle w:val="Heading2"/>
+        <w:rPr>
+          <w:rFonts w:ascii="Times New Roman" w:hAnsi="Times New Roman" w:cs="Times New Roman"/>
+          <w:color w:val="000000" w:themeColor="text1"/>
+          <w:sz w:val="24"/>
+          <w:szCs w:val="24"/>
+        </w:rPr>
+      </w:pPr>
+      <w:r>
+        <w:rPr>
+          <w:rFonts w:ascii="Times New Roman" w:hAnsi="Times New Roman" w:cs="Times New Roman"/>
+          <w:b/>
+          <w:bCs/>
+          <w:color w:val="000000" w:themeColor="text1"/>
+          <w:sz w:val="24"/>
+          <w:szCs w:val="24"/>
+        </w:rPr>
+        <w:t xml:space="preserve">1. Posterin İçeriği</w:t>
+      </w:r>
+    </w:p>
+    <w:p>
+      <w:pPr>
+        <w:rPr>
+          <w:color w:val="000000" w:themeColor="text1"/>
+        </w:rPr>
+      </w:pPr>
+      <w:r>
+        <w:rPr>
+          <w:color w:val="000000" w:themeColor="text1"/>
+        </w:rPr>
+        <w:t xml:space="preserve">Poster, mikroplastik ve nanoplastiklerin olumlu etkilerini doğru belirlemiştir.</w:t>
+      </w:r>
+    </w:p>
+    <w:p>
+      <w:pPr>
+        <w:rPr>
+          <w:color w:val="000000" w:themeColor="text1"/>
+        </w:rPr>
+      </w:pPr>
+      <w:r>
+        <w:rPr>
+          <w:rFonts w:ascii="Segoe UI Symbol" w:hAnsi="Segoe UI Symbol" w:cs="Segoe UI Symbol"/>
+          <w:color w:val="000000" w:themeColor="text1"/>
+        </w:rPr>
+        <w:t>☐</w:t>
+      </w:r>
+      <w:r>
+        <w:rPr>
+          <w:color w:val="000000" w:themeColor="text1"/>
+        </w:rPr>
+        <w:t xml:space="preserve"> 5  </w:t>
+      </w:r>
+      <w:r>
+        <w:rPr>
+          <w:rFonts w:ascii="Segoe UI Symbol" w:hAnsi="Segoe UI Symbol" w:cs="Segoe UI Symbol"/>
+          <w:color w:val="000000" w:themeColor="text1"/>
+        </w:rPr>
+        <w:t>☐</w:t>
+      </w:r>
+      <w:r>
+        <w:rPr>
+          <w:color w:val="000000" w:themeColor="text1"/>
+        </w:rPr>
+        <w:t xml:space="preserve"> 4  </w:t>
+      </w:r>
+      <w:r>
+        <w:rPr>
+          <w:rFonts w:ascii="Segoe UI Symbol" w:hAnsi="Segoe UI Symbol" w:cs="Segoe UI Symbol"/>
+          <w:color w:val="000000" w:themeColor="text1"/>
+        </w:rPr>
+        <w:t>☐</w:t>
+      </w:r>
+      <w:r>
+        <w:rPr>
+          <w:color w:val="000000" w:themeColor="text1"/>
+        </w:rPr>
+        <w:t xml:space="preserve"> 3  </w:t>
+      </w:r>
+      <w:r>
+        <w:rPr>
+          <w:rFonts w:ascii="Segoe UI Symbol" w:hAnsi="Segoe UI Symbol" w:cs="Segoe UI Symbol"/>
+          <w:color w:val="000000" w:themeColor="text1"/>
+        </w:rPr>
+        <w:t>☐</w:t>
+      </w:r>
+      <w:r>
+        <w:rPr>
+          <w:color w:val="000000" w:themeColor="text1"/>
+        </w:rPr>
+        <w:t xml:space="preserve"> 2  </w:t>
+      </w:r>
+      <w:r>
+        <w:rPr>
+          <w:rFonts w:ascii="Segoe UI Symbol" w:hAnsi="Segoe UI Symbol" w:cs="Segoe UI Symbol"/>
+          <w:color w:val="000000" w:themeColor="text1"/>
+        </w:rPr>
+        <w:t>☐</w:t>
+      </w:r>
+      <w:r>
+        <w:rPr>
+          <w:color w:val="000000" w:themeColor="text1"/>
+        </w:rPr>
+        <w:t xml:space="preserve"> 1</w:t>
+      </w:r>
+    </w:p>
+    <w:p>
+      <w:pPr>
+        <w:rPr>
+          <w:color w:val="000000" w:themeColor="text1"/>
+        </w:rPr>
+      </w:pPr>
+      <w:r>
+        <w:rPr>
+          <w:color w:val="000000" w:themeColor="text1"/>
+        </w:rPr>
+        <w:t xml:space="preserve">Poster, mikroplastik ve nanoplastiklerin olumsuz etkilerini doğru belirlemiştir.</w:t>
+      </w:r>
+    </w:p>
+    <w:p>
+      <w:pPr>
+        <w:rPr>
+          <w:color w:val="000000" w:themeColor="text1"/>
+        </w:rPr>
+      </w:pPr>
+      <w:r>
+        <w:rPr>
+          <w:rFonts w:ascii="Segoe UI Symbol" w:hAnsi="Segoe UI Symbol" w:cs="Segoe UI Symbol"/>
+          <w:color w:val="000000" w:themeColor="text1"/>
+        </w:rPr>
+        <w:t>☐</w:t>
+      </w:r>
+      <w:r>
+        <w:rPr>
+          <w:color w:val="000000" w:themeColor="text1"/>
+        </w:rPr>
+        <w:t xml:space="preserve"> 5  </w:t>
+      </w:r>
+      <w:r>
+        <w:rPr>
+          <w:rFonts w:ascii="Segoe UI Symbol" w:hAnsi="Segoe UI Symbol" w:cs="Segoe UI Symbol"/>
+          <w:color w:val="000000" w:themeColor="text1"/>
+        </w:rPr>
+        <w:t>☐</w:t>
+      </w:r>
+      <w:r>
+        <w:rPr>
+          <w:color w:val="000000" w:themeColor="text1"/>
+        </w:rPr>
+        <w:t xml:space="preserve"> 4  </w:t>
+      </w:r>
+      <w:r>
+        <w:rPr>
+          <w:rFonts w:ascii="Segoe UI Symbol" w:hAnsi="Segoe UI Symbol" w:cs="Segoe UI Symbol"/>
+          <w:color w:val="000000" w:themeColor="text1"/>
+        </w:rPr>
+        <w:t>☐</w:t>
+      </w:r>
+      <w:r>
+        <w:rPr>
+          <w:color w:val="000000" w:themeColor="text1"/>
+        </w:rPr>
+        <w:t xml:space="preserve"> 3  </w:t>
+      </w:r>
+      <w:r>
+        <w:rPr>
+          <w:rFonts w:ascii="Segoe UI Symbol" w:hAnsi="Segoe UI Symbol" w:cs="Segoe UI Symbol"/>
+          <w:color w:val="000000" w:themeColor="text1"/>
+        </w:rPr>
+        <w:t>☐</w:t>
+      </w:r>
+      <w:r>
+        <w:rPr>
+          <w:color w:val="000000" w:themeColor="text1"/>
+        </w:rPr>
+        <w:t xml:space="preserve"> 2  </w:t>
+      </w:r>
+      <w:r>
+        <w:rPr>
+          <w:rFonts w:ascii="Segoe UI Symbol" w:hAnsi="Segoe UI Symbol" w:cs="Segoe UI Symbol"/>
+          <w:color w:val="000000" w:themeColor="text1"/>
+        </w:rPr>
+        <w:t>☐</w:t>
+      </w:r>
+      <w:r>
+        <w:rPr>
+          <w:color w:val="000000" w:themeColor="text1"/>
+        </w:rPr>
+        <w:t xml:space="preserve"> 1</w:t>
+      </w:r>
+    </w:p>
+    <w:p>
+      <w:pPr>
+        <w:rPr>
+          <w:color w:val="000000" w:themeColor="text1"/>
+        </w:rPr>
+      </w:pPr>
+      <w:r>
+        <w:rPr>
+          <w:color w:val="000000" w:themeColor="text1"/>
+        </w:rPr>
+        <w:t xml:space="preserve">Bilgiler güvenilir kaynaklara dayanmaktadır ve kaynaklar belirtilmiştir.</w:t>
+      </w:r>
+    </w:p>
+    <w:p>
+      <w:pPr>
+        <w:rPr>
+          <w:color w:val="000000" w:themeColor="text1"/>
+        </w:rPr>
+      </w:pPr>
+      <w:r>
+        <w:rPr>
+          <w:rFonts w:ascii="Segoe UI Symbol" w:hAnsi="Segoe UI Symbol" w:cs="Segoe UI Symbol"/>
+          <w:color w:val="000000" w:themeColor="text1"/>
+        </w:rPr>
+        <w:t>☐</w:t>
+      </w:r>
+      <w:r>
+        <w:rPr>
+          <w:color w:val="000000" w:themeColor="text1"/>
+        </w:rPr>
+        <w:t xml:space="preserve"> 5  </w:t>
+      </w:r>
+      <w:r>
+        <w:rPr>
+          <w:rFonts w:ascii="Segoe UI Symbol" w:hAnsi="Segoe UI Symbol" w:cs="Segoe UI Symbol"/>
+          <w:color w:val="000000" w:themeColor="text1"/>
+        </w:rPr>
+        <w:t>☐</w:t>
+      </w:r>
+      <w:r>
+        <w:rPr>
+          <w:color w:val="000000" w:themeColor="text1"/>
+        </w:rPr>
+        <w:t xml:space="preserve"> 4  </w:t>
+      </w:r>
+      <w:r>
+        <w:rPr>
+          <w:rFonts w:ascii="Segoe UI Symbol" w:hAnsi="Segoe UI Symbol" w:cs="Segoe UI Symbol"/>
+          <w:color w:val="000000" w:themeColor="text1"/>
+        </w:rPr>
+        <w:t>☐</w:t>
+      </w:r>
+      <w:r>
+        <w:rPr>
+          <w:color w:val="000000" w:themeColor="text1"/>
+        </w:rPr>
+        <w:t xml:space="preserve"> 3  </w:t>
+      </w:r>
+      <w:r>
+        <w:rPr>
+          <w:rFonts w:ascii="Segoe UI Symbol" w:hAnsi="Segoe UI Symbol" w:cs="Segoe UI Symbol"/>
+          <w:color w:val="000000" w:themeColor="text1"/>
+        </w:rPr>
+        <w:t>☐</w:t>
+      </w:r>
+      <w:r>
+        <w:rPr>
+          <w:color w:val="000000" w:themeColor="text1"/>
+        </w:rPr>
+        <w:t xml:space="preserve"> 2  </w:t>
+      </w:r>
+      <w:r>
+        <w:rPr>
+          <w:rFonts w:ascii="Segoe UI Symbol" w:hAnsi="Segoe UI Symbol" w:cs="Segoe UI Symbol"/>
+          <w:color w:val="000000" w:themeColor="text1"/>
+        </w:rPr>
+        <w:t>☐</w:t>
+      </w:r>
+      <w:r>
+        <w:rPr>
+          <w:color w:val="000000" w:themeColor="text1"/>
+        </w:rPr>
+        <w:t xml:space="preserve"> 1</w:t>
+      </w:r>
+    </w:p>
+    <w:p>
+      <w:pPr>
+        <w:pStyle w:val="Heading2"/>
+        <w:rPr>
+          <w:rFonts w:ascii="Times New Roman" w:hAnsi="Times New Roman" w:cs="Times New Roman"/>
+          <w:color w:val="000000" w:themeColor="text1"/>
+          <w:sz w:val="24"/>
+          <w:szCs w:val="24"/>
+        </w:rPr>
+      </w:pPr>
+      <w:r>
+        <w:rPr>
+          <w:rFonts w:ascii="Times New Roman" w:hAnsi="Times New Roman" w:cs="Times New Roman"/>
+          <w:b/>
+          <w:bCs/>
+          <w:color w:val="000000" w:themeColor="text1"/>
+          <w:sz w:val="24"/>
+          <w:szCs w:val="24"/>
+        </w:rPr>
+        <w:t xml:space="preserve">2. Posterin Sunumu</w:t>
+      </w:r>
+    </w:p>
+    <w:p>
+      <w:pPr>
+        <w:rPr>
+          <w:color w:val="000000" w:themeColor="text1"/>
+        </w:rPr>
+      </w:pPr>
+      <w:r>
+        <w:rPr>
+          <w:color w:val="000000" w:themeColor="text1"/>
+        </w:rPr>
+        <w:t xml:space="preserve">Poster görsel olarak anlaşılır ve düzenlidir.</w:t>
+      </w:r>
+    </w:p>
+    <w:p>
+      <w:pPr>
+        <w:rPr>
+          <w:color w:val="000000" w:themeColor="text1"/>
+        </w:rPr>
+      </w:pPr>
+      <w:r>
+        <w:rPr>
+          <w:rFonts w:ascii="Segoe UI Symbol" w:hAnsi="Segoe UI Symbol" w:cs="Segoe UI Symbol"/>
+          <w:color w:val="000000" w:themeColor="text1"/>
+        </w:rPr>
+        <w:t>☐</w:t>
+      </w:r>
+      <w:r>
+        <w:rPr>
+          <w:color w:val="000000" w:themeColor="text1"/>
+        </w:rPr>
+        <w:t xml:space="preserve"> 5  </w:t>
+      </w:r>
+      <w:r>
+        <w:rPr>
+          <w:rFonts w:ascii="Segoe UI Symbol" w:hAnsi="Segoe UI Symbol" w:cs="Segoe UI Symbol"/>
+          <w:color w:val="000000" w:themeColor="text1"/>
+        </w:rPr>
+        <w:t>☐</w:t>
+      </w:r>
+      <w:r>
+        <w:rPr>
+          <w:color w:val="000000" w:themeColor="text1"/>
+        </w:rPr>
+        <w:t xml:space="preserve"> 4  </w:t>
+      </w:r>
+      <w:r>
+        <w:rPr>
+          <w:rFonts w:ascii="Segoe UI Symbol" w:hAnsi="Segoe UI Symbol" w:cs="Segoe UI Symbol"/>
+          <w:color w:val="000000" w:themeColor="text1"/>
+        </w:rPr>
+        <w:t>☐</w:t>
+      </w:r>
+      <w:r>
+        <w:rPr>
+          <w:color w:val="000000" w:themeColor="text1"/>
+        </w:rPr>
+        <w:t xml:space="preserve"> 3  </w:t>
+      </w:r>
+      <w:r>
+        <w:rPr>
+          <w:rFonts w:ascii="Segoe UI Symbol" w:hAnsi="Segoe UI Symbol" w:cs="Segoe UI Symbol"/>
+          <w:color w:val="000000" w:themeColor="text1"/>
+        </w:rPr>
+        <w:t>☐</w:t>
+      </w:r>
+      <w:r>
+        <w:rPr>
+          <w:color w:val="000000" w:themeColor="text1"/>
+        </w:rPr>
+        <w:t xml:space="preserve"> 2  </w:t>
+      </w:r>
+      <w:r>
+        <w:rPr>
+          <w:rFonts w:ascii="Segoe UI Symbol" w:hAnsi="Segoe UI Symbol" w:cs="Segoe UI Symbol"/>
+          <w:color w:val="000000" w:themeColor="text1"/>
+        </w:rPr>
+        <w:t>☐</w:t>
+      </w:r>
+      <w:r>
+        <w:rPr>
+          <w:color w:val="000000" w:themeColor="text1"/>
+        </w:rPr>
+        <w:t xml:space="preserve"> 1</w:t>
+      </w:r>
+    </w:p>
+    <w:p>
+      <w:pPr>
+        <w:rPr>
+          <w:color w:val="000000" w:themeColor="text1"/>
+        </w:rPr>
+      </w:pPr>
+      <w:r>
+        <w:rPr>
+          <w:color w:val="000000" w:themeColor="text1"/>
+        </w:rPr>
+        <w:t xml:space="preserve">Grup, posterini açık ve anlaşılır biçimde sundu.</w:t>
+      </w:r>
+    </w:p>
+    <w:p>
+      <w:pPr>
+        <w:rPr>
+          <w:color w:val="000000" w:themeColor="text1"/>
+        </w:rPr>
+      </w:pPr>
+      <w:r>
+        <w:rPr>
+          <w:rFonts w:ascii="Segoe UI Symbol" w:hAnsi="Segoe UI Symbol" w:cs="Segoe UI Symbol"/>
+          <w:color w:val="000000" w:themeColor="text1"/>
+        </w:rPr>
+        <w:t>☐</w:t>
+      </w:r>
+      <w:r>
+        <w:rPr>
+          <w:color w:val="000000" w:themeColor="text1"/>
+        </w:rPr>
+        <w:t xml:space="preserve"> 5  </w:t>
+      </w:r>
+      <w:r>
+        <w:rPr>
+          <w:rFonts w:ascii="Segoe UI Symbol" w:hAnsi="Segoe UI Symbol" w:cs="Segoe UI Symbol"/>
+          <w:color w:val="000000" w:themeColor="text1"/>
+        </w:rPr>
+        <w:t>☐</w:t>
+      </w:r>
+      <w:r>
+        <w:rPr>
+          <w:color w:val="000000" w:themeColor="text1"/>
+        </w:rPr>
+        <w:t xml:space="preserve"> 4  </w:t>
+      </w:r>
+      <w:r>
+        <w:rPr>
+          <w:rFonts w:ascii="Segoe UI Symbol" w:hAnsi="Segoe UI Symbol" w:cs="Segoe UI Symbol"/>
+          <w:color w:val="000000" w:themeColor="text1"/>
+        </w:rPr>
+        <w:t>☐</w:t>
+      </w:r>
+      <w:r>
+        <w:rPr>
+          <w:color w:val="000000" w:themeColor="text1"/>
+        </w:rPr>
+        <w:t xml:space="preserve"> 3  </w:t>
+      </w:r>
+      <w:r>
+        <w:rPr>
+          <w:rFonts w:ascii="Segoe UI Symbol" w:hAnsi="Segoe UI Symbol" w:cs="Segoe UI Symbol"/>
+          <w:color w:val="000000" w:themeColor="text1"/>
+        </w:rPr>
+        <w:t>☐</w:t>
+      </w:r>
+      <w:r>
+        <w:rPr>
+          <w:color w:val="000000" w:themeColor="text1"/>
+        </w:rPr>
+        <w:t xml:space="preserve"> 2  </w:t>
+      </w:r>
+      <w:r>
+        <w:rPr>
+          <w:rFonts w:ascii="Segoe UI Symbol" w:hAnsi="Segoe UI Symbol" w:cs="Segoe UI Symbol"/>
+          <w:color w:val="000000" w:themeColor="text1"/>
+        </w:rPr>
+        <w:t>☐</w:t>
+      </w:r>
+      <w:r>
+        <w:rPr>
+          <w:color w:val="000000" w:themeColor="text1"/>
+        </w:rPr>
+        <w:t xml:space="preserve"> 1</w:t>
+      </w:r>
+    </w:p>
+    <w:p>
+      <w:pPr>
+        <w:rPr>
+          <w:color w:val="000000" w:themeColor="text1"/>
+        </w:rPr>
+      </w:pPr>
+      <w:r>
+        <w:rPr>
+          <w:color w:val="000000" w:themeColor="text1"/>
+        </w:rPr>
+        <w:t xml:space="preserve">Grup, sorulan sorulara bilimsel bilgilere dayanarak cevap verdi.</w:t>
+      </w:r>
+    </w:p>
+    <w:p>
+      <w:pPr>
+        <w:rPr>
+          <w:color w:val="000000" w:themeColor="text1"/>
+        </w:rPr>
+      </w:pPr>
+      <w:r>
+        <w:rPr>
+          <w:rFonts w:ascii="Segoe UI Symbol" w:hAnsi="Segoe UI Symbol" w:cs="Segoe UI Symbol"/>
+          <w:color w:val="000000" w:themeColor="text1"/>
+        </w:rPr>
+        <w:t>☐</w:t>
+      </w:r>
+      <w:r>
+        <w:rPr>
+          <w:color w:val="000000" w:themeColor="text1"/>
+        </w:rPr>
+        <w:t xml:space="preserve"> 5  </w:t>
+      </w:r>
+      <w:r>
+        <w:rPr>
+          <w:rFonts w:ascii="Segoe UI Symbol" w:hAnsi="Segoe UI Symbol" w:cs="Segoe UI Symbol"/>
+          <w:color w:val="000000" w:themeColor="text1"/>
+        </w:rPr>
+        <w:t>☐</w:t>
+      </w:r>
+      <w:r>
+        <w:rPr>
+          <w:color w:val="000000" w:themeColor="text1"/>
+        </w:rPr>
+        <w:t xml:space="preserve"> 4  </w:t>
+      </w:r>
+      <w:r>
+        <w:rPr>
+          <w:rFonts w:ascii="Segoe UI Symbol" w:hAnsi="Segoe UI Symbol" w:cs="Segoe UI Symbol"/>
+          <w:color w:val="000000" w:themeColor="text1"/>
+        </w:rPr>
+        <w:t>☐</w:t>
+      </w:r>
+      <w:r>
+        <w:rPr>
+          <w:color w:val="000000" w:themeColor="text1"/>
+        </w:rPr>
+        <w:t xml:space="preserve"> 3  </w:t>
+      </w:r>
+      <w:r>
+        <w:rPr>
+          <w:rFonts w:ascii="Segoe UI Symbol" w:hAnsi="Segoe UI Symbol" w:cs="Segoe UI Symbol"/>
+          <w:color w:val="000000" w:themeColor="text1"/>
+        </w:rPr>
+        <w:t>☐</w:t>
+      </w:r>
+      <w:r>
+        <w:rPr>
+          <w:color w:val="000000" w:themeColor="text1"/>
+        </w:rPr>
+        <w:t xml:space="preserve"> 2  </w:t>
+      </w:r>
+      <w:r>
+        <w:rPr>
+          <w:rFonts w:ascii="Segoe UI Symbol" w:hAnsi="Segoe UI Symbol" w:cs="Segoe UI Symbol"/>
+          <w:color w:val="000000" w:themeColor="text1"/>
+        </w:rPr>
+        <w:t>☐</w:t>
+      </w:r>
+      <w:r>
+        <w:rPr>
+          <w:color w:val="000000" w:themeColor="text1"/>
+        </w:rPr>
+        <w:t xml:space="preserve"> 1</w:t>
+      </w:r>
+    </w:p>
+    <w:p>
+      <w:pPr>
+        <w:pStyle w:val="Heading2"/>
+        <w:rPr>
+          <w:rFonts w:ascii="Times New Roman" w:hAnsi="Times New Roman" w:cs="Times New Roman"/>
+          <w:b/>
+          <w:bCs/>
+          <w:color w:val="000000" w:themeColor="text1"/>
+          <w:sz w:val="24"/>
+          <w:szCs w:val="24"/>
+        </w:rPr>
+      </w:pPr>
+      <w:r>
+        <w:rPr>
+          <w:rFonts w:ascii="Times New Roman" w:hAnsi="Times New Roman" w:cs="Times New Roman"/>
+          <w:b/>
+          <w:bCs/>
+          <w:color w:val="000000" w:themeColor="text1"/>
+          <w:sz w:val="24"/>
+          <w:szCs w:val="24"/>
+        </w:rPr>
+        <w:t xml:space="preserve">Kısa Yorumum</w:t>
+      </w:r>
+    </w:p>
+    <w:p>
+      <w:pPr>
+        <w:rPr>
+          <w:color w:val="000000" w:themeColor="text1"/>
+        </w:rPr>
+      </w:pPr>
+      <w:r>
+        <w:rPr>
+          <w:color w:val="000000" w:themeColor="text1"/>
+        </w:rPr>
+        <w:t xml:space="preserve">Posterin en güçlü yönü: ....................................................................................................</w:t>
+      </w:r>
+    </w:p>
+    <w:p>
+      <w:pPr>
+        <w:rPr>
+          <w:color w:val="000000" w:themeColor="text1"/>
+        </w:rPr>
+      </w:pPr>
+      <w:r>
+        <w:rPr>
+          <w:color w:val="000000" w:themeColor="text1"/>
+        </w:rPr>
+        <w:t xml:space="preserve">Posterin geliştirilebilecek yönü: ....................................................................................................</w:t>
+      </w:r>
+    </w:p>
+    <w:p>
+      <w:pPr>
+        <w:rPr>
+          <w:color w:val="000000" w:themeColor="text1"/>
+        </w:rPr>
+      </w:pPr>
+      <w:r>
+        <w:rPr>
+          <w:color w:val="000000" w:themeColor="text1"/>
+        </w:rPr>
+        <w:t xml:space="preserve">Bu posterden öğrendiğim yeni bilgi: ....................................................................................................</w:t>
+      </w:r>
     </w:p>
     <w:sectPr>
       <w:footerReference w:type="even" r:id="rId7"/>
@@ -2470,6 +4045,155 @@
     </w:lvl>
   </w:abstractNum>
   <w:abstractNum w:abstractNumId="3" w15:restartNumberingAfterBreak="0">
+    <w:nsid w:val="50A81335"/>
+    <w:multiLevelType w:val="multilevel"/>
+    <w:tmpl w:val="10088170"/>
+    <w:lvl w:ilvl="0">
+      <w:start w:val="1"/>
+      <w:numFmt w:val="bullet"/>
+      <w:lvlText w:val=""/>
+      <w:lvlJc w:val="left"/>
+      <w:pPr>
+        <w:tabs>
+          <w:tab w:val="num" w:pos="720"/>
+        </w:tabs>
+        <w:ind w:left="720" w:hanging="360"/>
+      </w:pPr>
+      <w:rPr>
+        <w:rFonts w:ascii="Symbol" w:hAnsi="Symbol" w:hint="default"/>
+        <w:sz w:val="20"/>
+      </w:rPr>
+    </w:lvl>
+    <w:lvl w:ilvl="1" w:tentative="1">
+      <w:start w:val="1"/>
+      <w:numFmt w:val="bullet"/>
+      <w:lvlText w:val="o"/>
+      <w:lvlJc w:val="left"/>
+      <w:pPr>
+        <w:tabs>
+          <w:tab w:val="num" w:pos="1440"/>
+        </w:tabs>
+        <w:ind w:left="1440" w:hanging="360"/>
+      </w:pPr>
+      <w:rPr>
+        <w:rFonts w:ascii="Courier New" w:hAnsi="Courier New" w:hint="default"/>
+        <w:sz w:val="20"/>
+      </w:rPr>
+    </w:lvl>
+    <w:lvl w:ilvl="2" w:tentative="1">
+      <w:start w:val="1"/>
+      <w:numFmt w:val="bullet"/>
+      <w:lvlText w:val=""/>
+      <w:lvlJc w:val="left"/>
+      <w:pPr>
+        <w:tabs>
+          <w:tab w:val="num" w:pos="2160"/>
+        </w:tabs>
+        <w:ind w:left="2160" w:hanging="360"/>
+      </w:pPr>
+      <w:rPr>
+        <w:rFonts w:ascii="Wingdings" w:hAnsi="Wingdings" w:hint="default"/>
+        <w:sz w:val="20"/>
+      </w:rPr>
+    </w:lvl>
+    <w:lvl w:ilvl="3" w:tentative="1">
+      <w:start w:val="1"/>
+      <w:numFmt w:val="bullet"/>
+      <w:lvlText w:val=""/>
+      <w:lvlJc w:val="left"/>
+      <w:pPr>
+        <w:tabs>
+          <w:tab w:val="num" w:pos="2880"/>
+        </w:tabs>
+        <w:ind w:left="2880" w:hanging="360"/>
+      </w:pPr>
+      <w:rPr>
+        <w:rFonts w:ascii="Wingdings" w:hAnsi="Wingdings" w:hint="default"/>
+        <w:sz w:val="20"/>
+      </w:rPr>
+    </w:lvl>
+    <w:lvl w:ilvl="4" w:tentative="1">
+      <w:start w:val="1"/>
+      <w:numFmt w:val="bullet"/>
+      <w:lvlText w:val=""/>
+      <w:lvlJc w:val="left"/>
+      <w:pPr>
+        <w:tabs>
+          <w:tab w:val="num" w:pos="3600"/>
+        </w:tabs>
+        <w:ind w:left="3600" w:hanging="360"/>
+      </w:pPr>
+      <w:rPr>
+        <w:rFonts w:ascii="Wingdings" w:hAnsi="Wingdings" w:hint="default"/>
+        <w:sz w:val="20"/>
+      </w:rPr>
+    </w:lvl>
+    <w:lvl w:ilvl="5" w:tentative="1">
+      <w:start w:val="1"/>
+      <w:numFmt w:val="bullet"/>
+      <w:lvlText w:val=""/>
+      <w:lvlJc w:val="left"/>
+      <w:pPr>
+        <w:tabs>
+          <w:tab w:val="num" w:pos="4320"/>
+        </w:tabs>
+        <w:ind w:left="4320" w:hanging="360"/>
+      </w:pPr>
+      <w:rPr>
+        <w:rFonts w:ascii="Wingdings" w:hAnsi="Wingdings" w:hint="default"/>
+        <w:sz w:val="20"/>
+      </w:rPr>
+    </w:lvl>
+    <w:lvl w:ilvl="6" w:tentative="1">
+      <w:start w:val="1"/>
+      <w:numFmt w:val="bullet"/>
+      <w:lvlText w:val=""/>
+      <w:lvlJc w:val="left"/>
+      <w:pPr>
+        <w:tabs>
+          <w:tab w:val="num" w:pos="5040"/>
+        </w:tabs>
+        <w:ind w:left="5040" w:hanging="360"/>
+      </w:pPr>
+      <w:rPr>
+        <w:rFonts w:ascii="Wingdings" w:hAnsi="Wingdings" w:hint="default"/>
+        <w:sz w:val="20"/>
+      </w:rPr>
+    </w:lvl>
+    <w:lvl w:ilvl="7" w:tentative="1">
+      <w:start w:val="1"/>
+      <w:numFmt w:val="bullet"/>
+      <w:lvlText w:val=""/>
+      <w:lvlJc w:val="left"/>
+      <w:pPr>
+        <w:tabs>
+          <w:tab w:val="num" w:pos="5760"/>
+        </w:tabs>
+        <w:ind w:left="5760" w:hanging="360"/>
+      </w:pPr>
+      <w:rPr>
+        <w:rFonts w:ascii="Wingdings" w:hAnsi="Wingdings" w:hint="default"/>
+        <w:sz w:val="20"/>
+      </w:rPr>
+    </w:lvl>
+    <w:lvl w:ilvl="8" w:tentative="1">
+      <w:start w:val="1"/>
+      <w:numFmt w:val="bullet"/>
+      <w:lvlText w:val=""/>
+      <w:lvlJc w:val="left"/>
+      <w:pPr>
+        <w:tabs>
+          <w:tab w:val="num" w:pos="6480"/>
+        </w:tabs>
+        <w:ind w:left="6480" w:hanging="360"/>
+      </w:pPr>
+      <w:rPr>
+        <w:rFonts w:ascii="Wingdings" w:hAnsi="Wingdings" w:hint="default"/>
+        <w:sz w:val="20"/>
+      </w:rPr>
+    </w:lvl>
+  </w:abstractNum>
+  <w:abstractNum w:abstractNumId="4" w15:restartNumberingAfterBreak="0">
     <w:nsid w:val="596E2A62"/>
     <w:multiLevelType w:val="hybridMultilevel"/>
     <w:tmpl w:val="9D3202FE"/>
@@ -2582,7 +4306,7 @@
       </w:rPr>
     </w:lvl>
   </w:abstractNum>
-  <w:abstractNum w:abstractNumId="4" w15:restartNumberingAfterBreak="0">
+  <w:abstractNum w:abstractNumId="5" w15:restartNumberingAfterBreak="0">
     <w:nsid w:val="6055681C"/>
     <w:multiLevelType w:val="hybridMultilevel"/>
     <w:tmpl w:val="4BD45DDE"/>
@@ -2672,7 +4396,7 @@
       </w:pPr>
     </w:lvl>
   </w:abstractNum>
-  <w:abstractNum w:abstractNumId="5" w15:restartNumberingAfterBreak="0">
+  <w:abstractNum w:abstractNumId="6" w15:restartNumberingAfterBreak="0">
     <w:nsid w:val="615E0D59"/>
     <w:multiLevelType w:val="hybridMultilevel"/>
     <w:tmpl w:val="F43EA048"/>
@@ -2762,7 +4486,7 @@
       </w:pPr>
     </w:lvl>
   </w:abstractNum>
-  <w:abstractNum w:abstractNumId="6" w15:restartNumberingAfterBreak="0">
+  <w:abstractNum w:abstractNumId="7" w15:restartNumberingAfterBreak="0">
     <w:nsid w:val="6AF91A2D"/>
     <w:multiLevelType w:val="hybridMultilevel"/>
     <w:tmpl w:val="0B62206A"/>
@@ -2875,92 +4599,116 @@
       </w:rPr>
     </w:lvl>
   </w:abstractNum>
-  <w:abstractNum w:abstractNumId="7" w15:restartNumberingAfterBreak="0">
-    <w:nsid w:val="6B783A81"/>
-    <w:multiLevelType w:val="hybridMultilevel"/>
-    <w:tmpl w:val="DD3ABACC"/>
-    <w:lvl w:ilvl="0" w:tplc="47DC2CA4">
+  <w:abstractNum w:abstractNumId="8" w15:restartNumberingAfterBreak="0">
+    <w:nsid w:val="799A6382"/>
+    <w:multiLevelType w:val="multilevel"/>
+    <w:tmpl w:val="6C1AA9B0"/>
+    <w:lvl w:ilvl="0">
       <w:start w:val="1"/>
       <w:numFmt w:val="decimal"/>
       <w:lvlText w:val="%1."/>
       <w:lvlJc w:val="left"/>
       <w:pPr>
+        <w:tabs>
+          <w:tab w:val="num" w:pos="720"/>
+        </w:tabs>
         <w:ind w:left="720" w:hanging="360"/>
       </w:pPr>
-      <w:rPr>
-        <w:rFonts w:hAnsi="Symbol" w:hint="default"/>
-      </w:rPr>
-    </w:lvl>
-    <w:lvl w:ilvl="1" w:tplc="04090019" w:tentative="1">
-      <w:start w:val="1"/>
-      <w:numFmt w:val="lowerLetter"/>
+    </w:lvl>
+    <w:lvl w:ilvl="1" w:tentative="1">
+      <w:start w:val="1"/>
+      <w:numFmt w:val="decimal"/>
       <w:lvlText w:val="%2."/>
       <w:lvlJc w:val="left"/>
       <w:pPr>
+        <w:tabs>
+          <w:tab w:val="num" w:pos="1440"/>
+        </w:tabs>
         <w:ind w:left="1440" w:hanging="360"/>
       </w:pPr>
     </w:lvl>
-    <w:lvl w:ilvl="2" w:tplc="0409001B" w:tentative="1">
-      <w:start w:val="1"/>
-      <w:numFmt w:val="lowerRoman"/>
+    <w:lvl w:ilvl="2" w:tentative="1">
+      <w:start w:val="1"/>
+      <w:numFmt w:val="decimal"/>
       <w:lvlText w:val="%3."/>
-      <w:lvlJc w:val="right"/>
-      <w:pPr>
-        <w:ind w:left="2160" w:hanging="180"/>
-      </w:pPr>
-    </w:lvl>
-    <w:lvl w:ilvl="3" w:tplc="0409000F" w:tentative="1">
+      <w:lvlJc w:val="left"/>
+      <w:pPr>
+        <w:tabs>
+          <w:tab w:val="num" w:pos="2160"/>
+        </w:tabs>
+        <w:ind w:left="2160" w:hanging="360"/>
+      </w:pPr>
+    </w:lvl>
+    <w:lvl w:ilvl="3" w:tentative="1">
       <w:start w:val="1"/>
       <w:numFmt w:val="decimal"/>
       <w:lvlText w:val="%4."/>
       <w:lvlJc w:val="left"/>
       <w:pPr>
+        <w:tabs>
+          <w:tab w:val="num" w:pos="2880"/>
+        </w:tabs>
         <w:ind w:left="2880" w:hanging="360"/>
       </w:pPr>
     </w:lvl>
-    <w:lvl w:ilvl="4" w:tplc="04090019" w:tentative="1">
-      <w:start w:val="1"/>
-      <w:numFmt w:val="lowerLetter"/>
+    <w:lvl w:ilvl="4" w:tentative="1">
+      <w:start w:val="1"/>
+      <w:numFmt w:val="decimal"/>
       <w:lvlText w:val="%5."/>
       <w:lvlJc w:val="left"/>
       <w:pPr>
+        <w:tabs>
+          <w:tab w:val="num" w:pos="3600"/>
+        </w:tabs>
         <w:ind w:left="3600" w:hanging="360"/>
       </w:pPr>
     </w:lvl>
-    <w:lvl w:ilvl="5" w:tplc="0409001B" w:tentative="1">
-      <w:start w:val="1"/>
-      <w:numFmt w:val="lowerRoman"/>
+    <w:lvl w:ilvl="5" w:tentative="1">
+      <w:start w:val="1"/>
+      <w:numFmt w:val="decimal"/>
       <w:lvlText w:val="%6."/>
-      <w:lvlJc w:val="right"/>
-      <w:pPr>
-        <w:ind w:left="4320" w:hanging="180"/>
-      </w:pPr>
-    </w:lvl>
-    <w:lvl w:ilvl="6" w:tplc="0409000F" w:tentative="1">
+      <w:lvlJc w:val="left"/>
+      <w:pPr>
+        <w:tabs>
+          <w:tab w:val="num" w:pos="4320"/>
+        </w:tabs>
+        <w:ind w:left="4320" w:hanging="360"/>
+      </w:pPr>
+    </w:lvl>
+    <w:lvl w:ilvl="6" w:tentative="1">
       <w:start w:val="1"/>
       <w:numFmt w:val="decimal"/>
       <w:lvlText w:val="%7."/>
       <w:lvlJc w:val="left"/>
       <w:pPr>
+        <w:tabs>
+          <w:tab w:val="num" w:pos="5040"/>
+        </w:tabs>
         <w:ind w:left="5040" w:hanging="360"/>
       </w:pPr>
     </w:lvl>
-    <w:lvl w:ilvl="7" w:tplc="04090019" w:tentative="1">
-      <w:start w:val="1"/>
-      <w:numFmt w:val="lowerLetter"/>
+    <w:lvl w:ilvl="7" w:tentative="1">
+      <w:start w:val="1"/>
+      <w:numFmt w:val="decimal"/>
       <w:lvlText w:val="%8."/>
       <w:lvlJc w:val="left"/>
       <w:pPr>
+        <w:tabs>
+          <w:tab w:val="num" w:pos="5760"/>
+        </w:tabs>
         <w:ind w:left="5760" w:hanging="360"/>
       </w:pPr>
     </w:lvl>
-    <w:lvl w:ilvl="8" w:tplc="0409001B" w:tentative="1">
-      <w:start w:val="1"/>
-      <w:numFmt w:val="lowerRoman"/>
+    <w:lvl w:ilvl="8" w:tentative="1">
+      <w:start w:val="1"/>
+      <w:numFmt w:val="decimal"/>
       <w:lvlText w:val="%9."/>
-      <w:lvlJc w:val="right"/>
-      <w:pPr>
-        <w:ind w:left="6480" w:hanging="180"/>
+      <w:lvlJc w:val="left"/>
+      <w:pPr>
+        <w:tabs>
+          <w:tab w:val="num" w:pos="6480"/>
+        </w:tabs>
+        <w:ind w:left="6480" w:hanging="360"/>
       </w:pPr>
     </w:lvl>
   </w:abstractNum>
@@ -2968,16 +4716,16 @@
     <w:abstractNumId w:val="0"/>
   </w:num>
   <w:num w:numId="2" w16cid:durableId="920219252">
-    <w:abstractNumId w:val="6"/>
+    <w:abstractNumId w:val="7"/>
   </w:num>
   <w:num w:numId="3" w16cid:durableId="1119839391">
-    <w:abstractNumId w:val="3"/>
+    <w:abstractNumId w:val="4"/>
   </w:num>
   <w:num w:numId="4" w16cid:durableId="1026836068">
-    <w:abstractNumId w:val="4"/>
+    <w:abstractNumId w:val="5"/>
   </w:num>
   <w:num w:numId="5" w16cid:durableId="737170834">
-    <w:abstractNumId w:val="5"/>
+    <w:abstractNumId w:val="6"/>
   </w:num>
   <w:num w:numId="6" w16cid:durableId="1994290402">
     <w:abstractNumId w:val="2"/>
@@ -2985,8 +4733,11 @@
   <w:num w:numId="7" w16cid:durableId="1458766682">
     <w:abstractNumId w:val="1"/>
   </w:num>
-  <w:num w:numId="8" w16cid:durableId="1906794853">
-    <w:abstractNumId w:val="7"/>
+  <w:num w:numId="8" w16cid:durableId="972488712">
+    <w:abstractNumId w:val="8"/>
+  </w:num>
+  <w:num w:numId="9" w16cid:durableId="343828748">
+    <w:abstractNumId w:val="3"/>
   </w:num>
 </w:numbering>
 </file>
@@ -3165,7 +4916,7 @@
     <w:lsdException w:name="Table Web 2" w:semiHidden="1" w:unhideWhenUsed="1"/>
     <w:lsdException w:name="Table Web 3" w:semiHidden="1" w:unhideWhenUsed="1"/>
     <w:lsdException w:name="Balloon Text" w:semiHidden="1" w:unhideWhenUsed="1"/>
-    <w:lsdException w:name="Table Grid" w:uiPriority="39"/>
+    <w:lsdException w:name="Table Grid" w:uiPriority="59"/>
     <w:lsdException w:name="Table Theme" w:semiHidden="1" w:unhideWhenUsed="1"/>
     <w:lsdException w:name="Placeholder Text" w:semiHidden="1"/>
     <w:lsdException w:name="No Spacing" w:uiPriority="1" w:qFormat="1"/>
@@ -3478,6 +5229,7 @@
     <w:next w:val="Normal"/>
     <w:link w:val="Heading4Char"/>
     <w:uiPriority w:val="9"/>
+    <w:semiHidden/>
     <w:unhideWhenUsed/>
     <w:qFormat/>
     <w:rsid w:val="00443476"/>
@@ -3686,6 +5438,7 @@
     <w:basedOn w:val="DefaultParagraphFont"/>
     <w:link w:val="Heading4"/>
     <w:uiPriority w:val="9"/>
+    <w:semiHidden/>
     <w:rsid w:val="00443476"/>
     <w:rPr>
       <w:rFonts w:eastAsiaTheme="majorEastAsia" w:cstheme="majorBidi"/>
@@ -3948,7 +5701,7 @@
   <w:style w:type="table" w:styleId="TableGrid">
     <w:name w:val="Table Grid"/>
     <w:basedOn w:val="TableNormal"/>
-    <w:uiPriority w:val="39"/>
+    <w:uiPriority w:val="59"/>
     <w:rsid w:val="00443476"/>
     <w:pPr>
       <w:spacing w:after="0" w:line="240" w:lineRule="auto"/>
